--- a/离散数学/集合论与图论/集合论与图论（下）课后习题/第4讲测验.docx
+++ b/离散数学/集合论与图论/集合论与图论（下）课后习题/第4讲测验.docx
@@ -31,23 +31,7 @@
           <w:highlight w:val="yellow"/>
           <w:lang w:eastAsia="zh-CN"/>
         </w:rPr>
-        <w:t>=3）</w:t>
-      </w:r>
-      <w:proofErr w:type="gramStart"/>
-      <w:r>
-        <w:rPr>
-          <w:highlight w:val="yellow"/>
-          <w:lang w:eastAsia="zh-CN"/>
-        </w:rPr>
-        <w:t>个</w:t>
-      </w:r>
-      <w:proofErr w:type="gramEnd"/>
-      <w:r>
-        <w:rPr>
-          <w:highlight w:val="yellow"/>
-          <w:lang w:eastAsia="zh-CN"/>
-        </w:rPr>
-        <w:t>结点的非哈密顿图的边数最多有多少条？</w:t>
+        <w:t>=3）个结点的非哈密顿图的边数最多有多少条？</w:t>
       </w:r>
     </w:p>
     <w:p>
@@ -73,11 +57,19 @@
           <w:highlight w:val="yellow"/>
         </w:rPr>
       </w:pPr>
+      <w:proofErr w:type="spellStart"/>
       <w:r>
         <w:rPr>
           <w:highlight w:val="yellow"/>
         </w:rPr>
-        <w:t>B,p(p-1)/2-p</w:t>
+        <w:t>B,p</w:t>
+      </w:r>
+      <w:proofErr w:type="spellEnd"/>
+      <w:r>
+        <w:rPr>
+          <w:highlight w:val="yellow"/>
+        </w:rPr>
+        <w:t>(p-1)/2-p</w:t>
       </w:r>
     </w:p>
     <w:p>
@@ -88,11 +80,19 @@
           <w:highlight w:val="yellow"/>
         </w:rPr>
       </w:pPr>
+      <w:proofErr w:type="spellStart"/>
       <w:r>
         <w:rPr>
           <w:highlight w:val="yellow"/>
         </w:rPr>
-        <w:t>C,p(p-1)/2-(p-3)</w:t>
+        <w:t>C,p</w:t>
+      </w:r>
+      <w:proofErr w:type="spellEnd"/>
+      <w:r>
+        <w:rPr>
+          <w:highlight w:val="yellow"/>
+        </w:rPr>
+        <w:t>(p-1)/2-(p-3)</w:t>
       </w:r>
     </w:p>
     <w:p>
@@ -101,11 +101,13 @@
         <w:rPr>
           <w:rFonts w:hint="eastAsia"/>
           <w:highlight w:val="yellow"/>
+          <w:lang w:eastAsia="zh-CN"/>
         </w:rPr>
       </w:pPr>
       <w:r>
         <w:rPr>
           <w:highlight w:val="yellow"/>
+          <w:lang w:eastAsia="zh-CN"/>
         </w:rPr>
         <w:t>D,(p-1)(p-2)/2</w:t>
       </w:r>
@@ -114,85 +116,22 @@
       <w:pPr>
         <w:spacing w:line="360" w:lineRule="auto"/>
         <w:rPr>
-          <w:highlight w:val="yellow"/>
-        </w:rPr>
-      </w:pPr>
-      <w:proofErr w:type="spellStart"/>
-      <w:r>
-        <w:rPr>
-          <w:highlight w:val="yellow"/>
-        </w:rPr>
-        <w:t>答案:A</w:t>
-      </w:r>
-      <w:proofErr w:type="spellEnd"/>
-    </w:p>
-    <w:p>
-      <w:pPr>
-        <w:spacing w:line="360" w:lineRule="auto"/>
-        <w:rPr>
-          <w:b/>
-          <w:bCs/>
-          <w:highlight w:val="yellow"/>
-          <w:lang w:eastAsia="zh-CN"/>
-        </w:rPr>
-      </w:pPr>
-      <w:r>
-        <w:rPr>
-          <w:highlight w:val="yellow"/>
-          <w:lang w:eastAsia="zh-CN"/>
-        </w:rPr>
-        <w:t>哈密顿</w:t>
-      </w:r>
-      <w:r>
-        <w:rPr>
           <w:rFonts w:hint="eastAsia"/>
           <w:highlight w:val="yellow"/>
           <w:lang w:eastAsia="zh-CN"/>
         </w:rPr>
-        <w:t>图（</w:t>
-      </w:r>
+      </w:pPr>
       <w:r>
         <w:rPr>
           <w:highlight w:val="yellow"/>
           <w:lang w:eastAsia="zh-CN"/>
         </w:rPr>
-        <w:t>回路</w:t>
-      </w:r>
-      <w:r>
-        <w:rPr>
-          <w:rFonts w:hint="eastAsia"/>
-          <w:highlight w:val="yellow"/>
-          <w:lang w:eastAsia="zh-CN"/>
-        </w:rPr>
-        <w:t>/圈）</w:t>
-      </w:r>
-      <w:r>
-        <w:rPr>
-          <w:highlight w:val="yellow"/>
-          <w:lang w:eastAsia="zh-CN"/>
-        </w:rPr>
-        <w:t>要求</w:t>
-      </w:r>
-      <w:r>
-        <w:rPr>
-          <w:b/>
-          <w:bCs/>
-          <w:highlight w:val="yellow"/>
-          <w:lang w:eastAsia="zh-CN"/>
-        </w:rPr>
-        <w:t>每个点度数至少为 2</w:t>
+        <w:t>答案:A</w:t>
       </w:r>
     </w:p>
     <w:p>
       <w:pPr>
         <w:spacing w:line="360" w:lineRule="auto"/>
-        <w:rPr>
-          <w:b/>
-          <w:bCs/>
-          <w:lang w:eastAsia="zh-CN"/>
-        </w:rPr>
-      </w:pPr>
-      <w:r>
         <w:rPr>
           <w:rFonts w:hint="eastAsia"/>
           <w:b/>
@@ -200,6 +139,72 @@
           <w:highlight w:val="yellow"/>
           <w:lang w:eastAsia="zh-CN"/>
         </w:rPr>
+      </w:pPr>
+      <w:r>
+        <w:rPr>
+          <w:highlight w:val="yellow"/>
+          <w:lang w:eastAsia="zh-CN"/>
+        </w:rPr>
+        <w:t>哈密顿</w:t>
+      </w:r>
+      <w:r>
+        <w:rPr>
+          <w:rFonts w:hint="eastAsia"/>
+          <w:highlight w:val="yellow"/>
+          <w:lang w:eastAsia="zh-CN"/>
+        </w:rPr>
+        <w:t>图（</w:t>
+      </w:r>
+      <w:r>
+        <w:rPr>
+          <w:highlight w:val="yellow"/>
+          <w:lang w:eastAsia="zh-CN"/>
+        </w:rPr>
+        <w:t>回路</w:t>
+      </w:r>
+      <w:r>
+        <w:rPr>
+          <w:rFonts w:hint="eastAsia"/>
+          <w:highlight w:val="yellow"/>
+          <w:lang w:eastAsia="zh-CN"/>
+        </w:rPr>
+        <w:t>/圈）</w:t>
+      </w:r>
+      <w:r>
+        <w:rPr>
+          <w:highlight w:val="yellow"/>
+          <w:lang w:eastAsia="zh-CN"/>
+        </w:rPr>
+        <w:t>要求</w:t>
+      </w:r>
+      <w:r>
+        <w:rPr>
+          <w:b/>
+          <w:bCs/>
+          <w:highlight w:val="yellow"/>
+          <w:lang w:eastAsia="zh-CN"/>
+        </w:rPr>
+        <w:t>每个点度数至少为 2</w:t>
+      </w:r>
+    </w:p>
+    <w:p>
+      <w:pPr>
+        <w:spacing w:line="360" w:lineRule="auto"/>
+        <w:rPr>
+          <w:rFonts w:hint="eastAsia"/>
+          <w:b/>
+          <w:bCs/>
+          <w:lang w:eastAsia="zh-CN"/>
+        </w:rPr>
+      </w:pPr>
+      <w:r>
+        <w:rPr>
+          <w:rFonts w:hint="eastAsia"/>
+          <w:b/>
+          <w:bCs/>
+          <w:highlight w:val="yellow"/>
+          <w:lang w:eastAsia="zh-CN"/>
+        </w:rPr>
         <w:t>因此少算一个点一定不满足</w:t>
       </w:r>
     </w:p>
@@ -235,11 +240,13 @@
         <w:rPr>
           <w:rFonts w:hint="eastAsia"/>
           <w:highlight w:val="yellow"/>
+          <w:lang w:eastAsia="zh-CN"/>
         </w:rPr>
       </w:pPr>
       <w:r>
         <w:rPr>
           <w:highlight w:val="yellow"/>
+          <w:lang w:eastAsia="zh-CN"/>
         </w:rPr>
         <w:t>A,</w:t>
       </w:r>
@@ -291,11 +298,13 @@
         <w:rPr>
           <w:rFonts w:hint="eastAsia"/>
           <w:highlight w:val="yellow"/>
+          <w:lang w:eastAsia="zh-CN"/>
         </w:rPr>
       </w:pPr>
       <w:r>
         <w:rPr>
           <w:highlight w:val="yellow"/>
+          <w:lang w:eastAsia="zh-CN"/>
         </w:rPr>
         <w:t>B,</w:t>
       </w:r>
@@ -347,11 +356,13 @@
         <w:rPr>
           <w:rFonts w:hint="eastAsia"/>
           <w:highlight w:val="yellow"/>
+          <w:lang w:eastAsia="zh-CN"/>
         </w:rPr>
       </w:pPr>
       <w:r>
         <w:rPr>
           <w:highlight w:val="yellow"/>
+          <w:lang w:eastAsia="zh-CN"/>
         </w:rPr>
         <w:lastRenderedPageBreak/>
         <w:t>C,</w:t>
@@ -404,11 +415,13 @@
         <w:rPr>
           <w:rFonts w:hint="eastAsia"/>
           <w:highlight w:val="yellow"/>
+          <w:lang w:eastAsia="zh-CN"/>
         </w:rPr>
       </w:pPr>
       <w:r>
         <w:rPr>
           <w:highlight w:val="yellow"/>
+          <w:lang w:eastAsia="zh-CN"/>
         </w:rPr>
         <w:t>D,</w:t>
       </w:r>
@@ -458,22 +471,24 @@
       <w:pPr>
         <w:spacing w:line="360" w:lineRule="auto"/>
         <w:rPr>
+          <w:rFonts w:hint="eastAsia"/>
           <w:highlight w:val="yellow"/>
-        </w:rPr>
-      </w:pPr>
-      <w:proofErr w:type="spellStart"/>
+          <w:lang w:eastAsia="zh-CN"/>
+        </w:rPr>
+      </w:pPr>
       <w:r>
         <w:rPr>
           <w:highlight w:val="yellow"/>
+          <w:lang w:eastAsia="zh-CN"/>
         </w:rPr>
         <w:t>答案:A</w:t>
       </w:r>
-      <w:proofErr w:type="spellEnd"/>
     </w:p>
     <w:p>
       <w:pPr>
         <w:spacing w:line="360" w:lineRule="auto"/>
         <w:rPr>
+          <w:rFonts w:hint="eastAsia"/>
           <w:lang w:eastAsia="zh-CN"/>
         </w:rPr>
       </w:pPr>
@@ -501,11 +516,13 @@
         <w:rPr>
           <w:rFonts w:hint="eastAsia"/>
           <w:highlight w:val="yellow"/>
+          <w:lang w:eastAsia="zh-CN"/>
         </w:rPr>
       </w:pPr>
       <w:r>
         <w:rPr>
           <w:highlight w:val="yellow"/>
+          <w:lang w:eastAsia="zh-CN"/>
         </w:rPr>
         <w:t>3,哈密顿图中每个结点的度都大于等于２。</w:t>
       </w:r>
@@ -516,11 +533,13 @@
         <w:rPr>
           <w:rFonts w:hint="eastAsia"/>
           <w:highlight w:val="yellow"/>
+          <w:lang w:eastAsia="zh-CN"/>
         </w:rPr>
       </w:pPr>
       <w:r>
         <w:rPr>
           <w:highlight w:val="yellow"/>
+          <w:lang w:eastAsia="zh-CN"/>
         </w:rPr>
         <w:t>A,错误</w:t>
       </w:r>
@@ -531,11 +550,13 @@
         <w:rPr>
           <w:rFonts w:hint="eastAsia"/>
           <w:highlight w:val="yellow"/>
+          <w:lang w:eastAsia="zh-CN"/>
         </w:rPr>
       </w:pPr>
       <w:r>
         <w:rPr>
           <w:highlight w:val="yellow"/>
+          <w:lang w:eastAsia="zh-CN"/>
         </w:rPr>
         <w:t>B,正确</w:t>
       </w:r>
@@ -544,6 +565,7 @@
       <w:pPr>
         <w:spacing w:line="360" w:lineRule="auto"/>
         <w:rPr>
+          <w:rFonts w:hint="eastAsia"/>
           <w:highlight w:val="yellow"/>
           <w:lang w:eastAsia="zh-CN"/>
         </w:rPr>
@@ -578,6 +600,7 @@
       <w:pPr>
         <w:spacing w:line="360" w:lineRule="auto"/>
         <w:rPr>
+          <w:rFonts w:hint="eastAsia"/>
           <w:highlight w:val="yellow"/>
           <w:lang w:eastAsia="zh-CN"/>
         </w:rPr>
@@ -722,6 +745,7 @@
       <w:pPr>
         <w:spacing w:line="360" w:lineRule="auto"/>
         <w:rPr>
+          <w:rFonts w:hint="eastAsia"/>
           <w:highlight w:val="yellow"/>
         </w:rPr>
       </w:pPr>
@@ -730,20 +754,15 @@
         <w:rPr>
           <w:highlight w:val="yellow"/>
         </w:rPr>
-        <w:t>答</w:t>
+        <w:t>答案:A</w:t>
       </w:r>
       <w:proofErr w:type="spellEnd"/>
-      <w:r>
-        <w:rPr>
-          <w:highlight w:val="yellow"/>
-        </w:rPr>
-        <w:t>案:A</w:t>
-      </w:r>
     </w:p>
     <w:p>
       <w:pPr>
         <w:spacing w:line="360" w:lineRule="auto"/>
         <w:rPr>
+          <w:rFonts w:hint="eastAsia"/>
           <w:b/>
           <w:bCs/>
           <w:lang w:eastAsia="zh-CN"/>
@@ -869,12 +888,14 @@
           <w:highlight w:val="yellow"/>
         </w:rPr>
       </w:pPr>
+      <w:proofErr w:type="spellStart"/>
       <w:r>
         <w:rPr>
           <w:highlight w:val="yellow"/>
         </w:rPr>
         <w:t>A,错误</w:t>
       </w:r>
+      <w:proofErr w:type="spellEnd"/>
     </w:p>
     <w:p>
       <w:pPr>
@@ -884,17 +905,20 @@
           <w:highlight w:val="yellow"/>
         </w:rPr>
       </w:pPr>
+      <w:proofErr w:type="spellStart"/>
       <w:r>
         <w:rPr>
           <w:highlight w:val="yellow"/>
         </w:rPr>
         <w:t>B,正确</w:t>
       </w:r>
+      <w:proofErr w:type="spellEnd"/>
     </w:p>
     <w:p>
       <w:pPr>
         <w:spacing w:line="360" w:lineRule="auto"/>
         <w:rPr>
+          <w:rFonts w:hint="eastAsia"/>
           <w:highlight w:val="yellow"/>
         </w:rPr>
       </w:pPr>
@@ -971,11 +995,19 @@
           </wp:inline>
         </w:drawing>
       </w:r>
+      <w:proofErr w:type="spellStart"/>
       <w:r>
         <w:rPr>
           <w:highlight w:val="yellow"/>
         </w:rPr>
-        <w:t>是哈密顿图。</w:t>
+        <w:t>是哈密顿图</w:t>
+      </w:r>
+      <w:proofErr w:type="spellEnd"/>
+      <w:r>
+        <w:rPr>
+          <w:highlight w:val="yellow"/>
+        </w:rPr>
+        <w:t>。</w:t>
       </w:r>
     </w:p>
     <w:p>
@@ -986,12 +1018,14 @@
           <w:highlight w:val="yellow"/>
         </w:rPr>
       </w:pPr>
+      <w:proofErr w:type="spellStart"/>
       <w:r>
         <w:rPr>
           <w:highlight w:val="yellow"/>
         </w:rPr>
         <w:t>A,错误</w:t>
       </w:r>
+      <w:proofErr w:type="spellEnd"/>
     </w:p>
     <w:p>
       <w:pPr>
@@ -1001,17 +1035,20 @@
           <w:highlight w:val="yellow"/>
         </w:rPr>
       </w:pPr>
+      <w:proofErr w:type="spellStart"/>
       <w:r>
         <w:rPr>
           <w:highlight w:val="yellow"/>
         </w:rPr>
         <w:t>B,正确</w:t>
       </w:r>
+      <w:proofErr w:type="spellEnd"/>
     </w:p>
     <w:p>
       <w:pPr>
         <w:spacing w:line="360" w:lineRule="auto"/>
         <w:rPr>
+          <w:rFonts w:hint="eastAsia"/>
           <w:highlight w:val="yellow"/>
         </w:rPr>
       </w:pPr>
@@ -1028,6 +1065,7 @@
       <w:pPr>
         <w:spacing w:line="360" w:lineRule="auto"/>
         <w:rPr>
+          <w:rFonts w:hint="eastAsia"/>
           <w:highlight w:val="yellow"/>
           <w:lang w:eastAsia="zh-CN"/>
         </w:rPr>
@@ -1043,6 +1081,7 @@
       </w:pPr>
       <w:r>
         <w:rPr>
+          <w:noProof/>
           <w:highlight w:val="yellow"/>
           <w:lang w:eastAsia="zh-CN"/>
         </w:rPr>
@@ -1087,11 +1126,13 @@
       <w:pPr>
         <w:spacing w:line="360" w:lineRule="auto"/>
         <w:rPr>
+          <w:rFonts w:hint="eastAsia"/>
           <w:lang w:eastAsia="zh-CN"/>
         </w:rPr>
       </w:pPr>
       <w:r>
         <w:rPr>
+          <w:noProof/>
           <w:lang w:eastAsia="zh-CN"/>
         </w:rPr>
         <w:drawing>
@@ -1135,11 +1176,13 @@
       <w:pPr>
         <w:spacing w:line="360" w:lineRule="auto"/>
         <w:rPr>
+          <w:rFonts w:hint="eastAsia"/>
           <w:lang w:eastAsia="zh-CN"/>
         </w:rPr>
       </w:pPr>
       <w:r>
         <w:rPr>
+          <w:noProof/>
           <w:lang w:eastAsia="zh-CN"/>
         </w:rPr>
         <w:drawing>
@@ -1183,6 +1226,7 @@
       <w:pPr>
         <w:spacing w:line="360" w:lineRule="auto"/>
         <w:rPr>
+          <w:rFonts w:hint="eastAsia"/>
           <w:lang w:eastAsia="zh-CN"/>
         </w:rPr>
       </w:pPr>
@@ -1204,32 +1248,20 @@
           <w:lang w:eastAsia="zh-CN"/>
         </w:rPr>
         <w:br/>
-        <w:t xml:space="preserve">设 G 是一个有 p </w:t>
-      </w:r>
-      <w:proofErr w:type="gramStart"/>
-      <w:r>
-        <w:rPr>
-          <w:lang w:eastAsia="zh-CN"/>
-        </w:rPr>
-        <w:t>个</w:t>
-      </w:r>
-      <w:proofErr w:type="gramEnd"/>
-      <w:r>
-        <w:rPr>
-          <w:lang w:eastAsia="zh-CN"/>
-        </w:rPr>
-        <w:t>顶点的图，p≥3。若δ(G)≥p/2，则 G 是一个哈密顿图。</w:t>
+        <w:t>设 G 是一个有 p 个顶点的图，p≥3。若δ(G)≥p/2，则 G 是一个哈密顿图。</w:t>
       </w:r>
     </w:p>
     <w:p>
       <w:pPr>
         <w:spacing w:line="360" w:lineRule="auto"/>
         <w:rPr>
+          <w:rFonts w:hint="eastAsia"/>
           <w:lang w:eastAsia="zh-CN"/>
         </w:rPr>
       </w:pPr>
       <w:r>
         <w:rPr>
+          <w:noProof/>
           <w:lang w:eastAsia="zh-CN"/>
         </w:rPr>
         <w:drawing>
@@ -1285,6 +1317,419 @@
         <w:t>根据必要条件：（着色法）若是完全图K左右要求一样（不同着色数量相同）</w:t>
       </w:r>
     </w:p>
+    <w:p>
+      <w:pPr>
+        <w:numPr>
+          <w:ilvl w:val="0"/>
+          <w:numId w:val="10"/>
+        </w:numPr>
+        <w:spacing w:line="360" w:lineRule="auto"/>
+        <w:rPr>
+          <w:rFonts w:hint="eastAsia"/>
+          <w:lang w:eastAsia="zh-CN"/>
+        </w:rPr>
+      </w:pPr>
+      <w:r>
+        <w:rPr>
+          <w:noProof/>
+        </w:rPr>
+        <w:drawing>
+          <wp:inline distT="0" distB="0" distL="0" distR="0" wp14:anchorId="0B607929" wp14:editId="0F14DBFC">
+            <wp:extent cx="4219048" cy="3628571"/>
+            <wp:effectExtent l="0" t="0" r="0" b="0"/>
+            <wp:docPr id="1552870294" name="图片 1"/>
+            <wp:cNvGraphicFramePr>
+              <a:graphicFrameLocks xmlns:a="http://schemas.openxmlformats.org/drawingml/2006/main" noChangeAspect="1"/>
+            </wp:cNvGraphicFramePr>
+            <a:graphic xmlns:a="http://schemas.openxmlformats.org/drawingml/2006/main">
+              <a:graphicData uri="http://schemas.openxmlformats.org/drawingml/2006/picture">
+                <pic:pic xmlns:pic="http://schemas.openxmlformats.org/drawingml/2006/picture">
+                  <pic:nvPicPr>
+                    <pic:cNvPr id="1552870294" name=""/>
+                    <pic:cNvPicPr/>
+                  </pic:nvPicPr>
+                  <pic:blipFill>
+                    <a:blip r:embed="rId17"/>
+                    <a:stretch>
+                      <a:fillRect/>
+                    </a:stretch>
+                  </pic:blipFill>
+                  <pic:spPr>
+                    <a:xfrm>
+                      <a:off x="0" y="0"/>
+                      <a:ext cx="4219048" cy="3628571"/>
+                    </a:xfrm>
+                    <a:prstGeom prst="rect">
+                      <a:avLst/>
+                    </a:prstGeom>
+                  </pic:spPr>
+                </pic:pic>
+              </a:graphicData>
+            </a:graphic>
+          </wp:inline>
+        </w:drawing>
+      </w:r>
+    </w:p>
+    <w:p>
+      <w:pPr>
+        <w:numPr>
+          <w:ilvl w:val="0"/>
+          <w:numId w:val="10"/>
+        </w:numPr>
+        <w:spacing w:line="360" w:lineRule="auto"/>
+        <w:rPr>
+          <w:rFonts w:hint="eastAsia"/>
+          <w:lang w:eastAsia="zh-CN"/>
+        </w:rPr>
+      </w:pPr>
+      <w:r>
+        <w:rPr>
+          <w:b/>
+          <w:bCs/>
+          <w:lang w:eastAsia="zh-CN"/>
+        </w:rPr>
+        <w:t>A. 欧拉图</w:t>
+      </w:r>
+      <w:r>
+        <w:rPr>
+          <w:lang w:eastAsia="zh-CN"/>
+        </w:rPr>
+        <w:t>：欧拉图要求所有顶点度数均为偶数。K3,3</w:t>
+      </w:r>
+      <w:r>
+        <w:rPr>
+          <w:rFonts w:ascii="Times New Roman" w:hAnsi="Times New Roman" w:cs="Times New Roman"/>
+          <w:lang w:eastAsia="zh-CN"/>
+        </w:rPr>
+        <w:t>​</w:t>
+      </w:r>
+      <w:r>
+        <w:rPr>
+          <w:lang w:eastAsia="zh-CN"/>
+        </w:rPr>
+        <w:t xml:space="preserve"> 中每个顶点度数为 3（奇数），不满足条件，因此不是欧拉图。</w:t>
+      </w:r>
+      <w:r>
+        <w:rPr>
+          <w:rFonts w:ascii="Segoe UI Emoji" w:hAnsi="Segoe UI Emoji" w:cs="Segoe UI Emoji"/>
+          <w:lang w:eastAsia="zh-CN"/>
+        </w:rPr>
+        <w:t>❌</w:t>
+      </w:r>
+    </w:p>
+    <w:p>
+      <w:pPr>
+        <w:numPr>
+          <w:ilvl w:val="0"/>
+          <w:numId w:val="10"/>
+        </w:numPr>
+        <w:spacing w:line="360" w:lineRule="auto"/>
+        <w:rPr>
+          <w:rFonts w:hint="eastAsia"/>
+          <w:lang w:eastAsia="zh-CN"/>
+        </w:rPr>
+      </w:pPr>
+      <w:r>
+        <w:rPr>
+          <w:b/>
+          <w:bCs/>
+          <w:lang w:eastAsia="zh-CN"/>
+        </w:rPr>
+        <w:t>B. 哈密顿图</w:t>
+      </w:r>
+      <w:r>
+        <w:rPr>
+          <w:lang w:eastAsia="zh-CN"/>
+        </w:rPr>
+        <w:t>：K3,3</w:t>
+      </w:r>
+      <w:r>
+        <w:rPr>
+          <w:rFonts w:ascii="Times New Roman" w:hAnsi="Times New Roman" w:cs="Times New Roman"/>
+          <w:lang w:eastAsia="zh-CN"/>
+        </w:rPr>
+        <w:t>​</w:t>
+      </w:r>
+      <w:r>
+        <w:rPr>
+          <w:lang w:eastAsia="zh-CN"/>
+        </w:rPr>
+        <w:t xml:space="preserve"> 是典型的哈密顿图，存在经过所有顶点的回路（哈密顿回路）。</w:t>
+      </w:r>
+      <w:r>
+        <w:rPr>
+          <w:rFonts w:ascii="Segoe UI Emoji" w:hAnsi="Segoe UI Emoji" w:cs="Segoe UI Emoji"/>
+          <w:lang w:eastAsia="zh-CN"/>
+        </w:rPr>
+        <w:t>✅</w:t>
+      </w:r>
+    </w:p>
+    <w:p>
+      <w:pPr>
+        <w:numPr>
+          <w:ilvl w:val="0"/>
+          <w:numId w:val="10"/>
+        </w:numPr>
+        <w:spacing w:line="360" w:lineRule="auto"/>
+        <w:rPr>
+          <w:rFonts w:hint="eastAsia"/>
+          <w:lang w:eastAsia="zh-CN"/>
+        </w:rPr>
+      </w:pPr>
+      <w:r>
+        <w:rPr>
+          <w:b/>
+          <w:bCs/>
+          <w:lang w:eastAsia="zh-CN"/>
+        </w:rPr>
+        <w:t>C. 平面图</w:t>
+      </w:r>
+      <w:r>
+        <w:rPr>
+          <w:lang w:eastAsia="zh-CN"/>
+        </w:rPr>
+        <w:t>：根据库拉托夫斯基定理，K3,3</w:t>
+      </w:r>
+      <w:r>
+        <w:rPr>
+          <w:rFonts w:ascii="Times New Roman" w:hAnsi="Times New Roman" w:cs="Times New Roman"/>
+          <w:lang w:eastAsia="zh-CN"/>
+        </w:rPr>
+        <w:t>​</w:t>
+      </w:r>
+      <w:r>
+        <w:rPr>
+          <w:lang w:eastAsia="zh-CN"/>
+        </w:rPr>
+        <w:t xml:space="preserve"> 是</w:t>
+      </w:r>
+      <w:r>
+        <w:rPr>
+          <w:b/>
+          <w:bCs/>
+          <w:lang w:eastAsia="zh-CN"/>
+        </w:rPr>
+        <w:t>非平面图</w:t>
+      </w:r>
+      <w:r>
+        <w:rPr>
+          <w:lang w:eastAsia="zh-CN"/>
+        </w:rPr>
+        <w:t>的核心禁图之一，无法在平面上无交叉地画出。</w:t>
+      </w:r>
+      <w:r>
+        <w:rPr>
+          <w:rFonts w:ascii="Segoe UI Emoji" w:hAnsi="Segoe UI Emoji" w:cs="Segoe UI Emoji"/>
+          <w:lang w:eastAsia="zh-CN"/>
+        </w:rPr>
+        <w:t>❌</w:t>
+      </w:r>
+    </w:p>
+    <w:p>
+      <w:pPr>
+        <w:numPr>
+          <w:ilvl w:val="0"/>
+          <w:numId w:val="10"/>
+        </w:numPr>
+        <w:spacing w:line="360" w:lineRule="auto"/>
+        <w:rPr>
+          <w:rFonts w:hint="eastAsia"/>
+          <w:lang w:eastAsia="zh-CN"/>
+        </w:rPr>
+      </w:pPr>
+      <w:r>
+        <w:rPr>
+          <w:b/>
+          <w:bCs/>
+          <w:lang w:eastAsia="zh-CN"/>
+        </w:rPr>
+        <w:t>D. 完全图</w:t>
+      </w:r>
+      <w:r>
+        <w:rPr>
+          <w:lang w:eastAsia="zh-CN"/>
+        </w:rPr>
+        <w:t xml:space="preserve">：完全图 </w:t>
+      </w:r>
+      <w:proofErr w:type="spellStart"/>
+      <w:r>
+        <w:rPr>
+          <w:lang w:eastAsia="zh-CN"/>
+        </w:rPr>
+        <w:t>Kn</w:t>
+      </w:r>
+      <w:proofErr w:type="spellEnd"/>
+      <w:r>
+        <w:rPr>
+          <w:rFonts w:ascii="Times New Roman" w:hAnsi="Times New Roman" w:cs="Times New Roman"/>
+          <w:lang w:eastAsia="zh-CN"/>
+        </w:rPr>
+        <w:t>​</w:t>
+      </w:r>
+      <w:r>
+        <w:rPr>
+          <w:lang w:eastAsia="zh-CN"/>
+        </w:rPr>
+        <w:t xml:space="preserve"> 要求任意两个顶点之间都有边，而 K3,3</w:t>
+      </w:r>
+      <w:r>
+        <w:rPr>
+          <w:rFonts w:ascii="Times New Roman" w:hAnsi="Times New Roman" w:cs="Times New Roman"/>
+          <w:lang w:eastAsia="zh-CN"/>
+        </w:rPr>
+        <w:t>​</w:t>
+      </w:r>
+      <w:r>
+        <w:rPr>
+          <w:lang w:eastAsia="zh-CN"/>
+        </w:rPr>
+        <w:t xml:space="preserve"> 仅在两个互补顶点子集之间连边，子集内部无边，因此不是完全图。</w:t>
+      </w:r>
+      <w:r>
+        <w:rPr>
+          <w:rFonts w:ascii="Segoe UI Emoji" w:hAnsi="Segoe UI Emoji" w:cs="Segoe UI Emoji"/>
+          <w:lang w:eastAsia="zh-CN"/>
+        </w:rPr>
+        <w:t>❌</w:t>
+      </w:r>
+    </w:p>
+    <w:p>
+      <w:pPr>
+        <w:spacing w:line="360" w:lineRule="auto"/>
+        <w:rPr>
+          <w:lang w:eastAsia="zh-CN"/>
+        </w:rPr>
+      </w:pPr>
+      <w:r>
+        <w:rPr>
+          <w:lang w:eastAsia="zh-CN"/>
+        </w:rPr>
+        <w:drawing>
+          <wp:inline distT="0" distB="0" distL="0" distR="0" wp14:anchorId="05BAB784" wp14:editId="3D6922F4">
+            <wp:extent cx="5486400" cy="1660525"/>
+            <wp:effectExtent l="0" t="0" r="0" b="0"/>
+            <wp:docPr id="860732457" name="图片 1"/>
+            <wp:cNvGraphicFramePr>
+              <a:graphicFrameLocks xmlns:a="http://schemas.openxmlformats.org/drawingml/2006/main" noChangeAspect="1"/>
+            </wp:cNvGraphicFramePr>
+            <a:graphic xmlns:a="http://schemas.openxmlformats.org/drawingml/2006/main">
+              <a:graphicData uri="http://schemas.openxmlformats.org/drawingml/2006/picture">
+                <pic:pic xmlns:pic="http://schemas.openxmlformats.org/drawingml/2006/picture">
+                  <pic:nvPicPr>
+                    <pic:cNvPr id="860732457" name=""/>
+                    <pic:cNvPicPr/>
+                  </pic:nvPicPr>
+                  <pic:blipFill>
+                    <a:blip r:embed="rId18"/>
+                    <a:stretch>
+                      <a:fillRect/>
+                    </a:stretch>
+                  </pic:blipFill>
+                  <pic:spPr>
+                    <a:xfrm>
+                      <a:off x="0" y="0"/>
+                      <a:ext cx="5486400" cy="1660525"/>
+                    </a:xfrm>
+                    <a:prstGeom prst="rect">
+                      <a:avLst/>
+                    </a:prstGeom>
+                  </pic:spPr>
+                </pic:pic>
+              </a:graphicData>
+            </a:graphic>
+          </wp:inline>
+        </w:drawing>
+      </w:r>
+    </w:p>
+    <w:p>
+      <w:pPr>
+        <w:spacing w:line="360" w:lineRule="auto"/>
+        <w:rPr>
+          <w:rFonts w:hint="eastAsia"/>
+          <w:lang w:eastAsia="zh-CN"/>
+        </w:rPr>
+      </w:pPr>
+      <w:r>
+        <w:rPr>
+          <w:rFonts w:hint="eastAsia"/>
+          <w:lang w:eastAsia="zh-CN"/>
+        </w:rPr>
+        <w:t>顶点数 V=12</w:t>
+      </w:r>
+    </w:p>
+    <w:p>
+      <w:pPr>
+        <w:spacing w:line="360" w:lineRule="auto"/>
+        <w:rPr>
+          <w:rFonts w:hint="eastAsia"/>
+          <w:lang w:eastAsia="zh-CN"/>
+        </w:rPr>
+      </w:pPr>
+      <w:r>
+        <w:rPr>
+          <w:rFonts w:hint="eastAsia"/>
+          <w:lang w:eastAsia="zh-CN"/>
+        </w:rPr>
+        <w:t>边数 E=14</w:t>
+      </w:r>
+    </w:p>
+    <w:p>
+      <w:pPr>
+        <w:spacing w:line="360" w:lineRule="auto"/>
+        <w:rPr>
+          <w:rFonts w:hint="eastAsia"/>
+          <w:lang w:eastAsia="zh-CN"/>
+        </w:rPr>
+      </w:pPr>
+    </w:p>
+    <w:p>
+      <w:pPr>
+        <w:spacing w:line="360" w:lineRule="auto"/>
+        <w:rPr>
+          <w:rFonts w:hint="eastAsia"/>
+          <w:lang w:eastAsia="zh-CN"/>
+        </w:rPr>
+      </w:pPr>
+      <w:r>
+        <w:rPr>
+          <w:rFonts w:hint="eastAsia"/>
+          <w:lang w:eastAsia="zh-CN"/>
+        </w:rPr>
+        <w:t>将其代入欧拉公式：</w:t>
+      </w:r>
+      <w:r>
+        <w:rPr>
+          <w:lang w:eastAsia="zh-CN"/>
+        </w:rPr>
+        <w:t>12</w:t>
+      </w:r>
+      <w:r>
+        <w:rPr>
+          <w:rFonts w:ascii="Cambria Math" w:hAnsi="Cambria Math" w:cs="Cambria Math"/>
+          <w:lang w:eastAsia="zh-CN"/>
+        </w:rPr>
+        <w:t>−</w:t>
+      </w:r>
+      <w:r>
+        <w:rPr>
+          <w:lang w:eastAsia="zh-CN"/>
+        </w:rPr>
+        <w:t>14+F=2</w:t>
+      </w:r>
+      <w:r>
+        <w:rPr>
+          <w:rFonts w:ascii="Cambria Math" w:hAnsi="Cambria Math" w:cs="Cambria Math"/>
+          <w:lang w:eastAsia="zh-CN"/>
+        </w:rPr>
+        <w:t>−</w:t>
+      </w:r>
+      <w:r>
+        <w:rPr>
+          <w:lang w:eastAsia="zh-CN"/>
+        </w:rPr>
+        <w:t>2+F=2F=4</w:t>
+      </w:r>
+    </w:p>
     <w:sectPr>
       <w:pgSz w:w="12240" w:h="15840"/>
       <w:pgMar w:top="1440" w:right="1800" w:bottom="1440" w:left="1800" w:header="720" w:footer="720" w:gutter="0"/>
@@ -1465,6 +1910,155 @@
       </w:pPr>
       <w:rPr>
         <w:rFonts w:ascii="Symbol" w:hAnsi="Symbol" w:hint="default"/>
+      </w:rPr>
+    </w:lvl>
+  </w:abstractNum>
+  <w:abstractNum w:abstractNumId="9" w15:restartNumberingAfterBreak="0">
+    <w:nsid w:val="22E85B3A"/>
+    <w:multiLevelType w:val="multilevel"/>
+    <w:tmpl w:val="FB7437FA"/>
+    <w:lvl w:ilvl="0">
+      <w:start w:val="1"/>
+      <w:numFmt w:val="bullet"/>
+      <w:lvlText w:val=""/>
+      <w:lvlJc w:val="left"/>
+      <w:pPr>
+        <w:tabs>
+          <w:tab w:val="num" w:pos="720"/>
+        </w:tabs>
+        <w:ind w:left="720" w:hanging="360"/>
+      </w:pPr>
+      <w:rPr>
+        <w:rFonts w:ascii="Symbol" w:hAnsi="Symbol" w:hint="default"/>
+        <w:sz w:val="20"/>
+      </w:rPr>
+    </w:lvl>
+    <w:lvl w:ilvl="1" w:tentative="1">
+      <w:start w:val="1"/>
+      <w:numFmt w:val="bullet"/>
+      <w:lvlText w:val="o"/>
+      <w:lvlJc w:val="left"/>
+      <w:pPr>
+        <w:tabs>
+          <w:tab w:val="num" w:pos="1440"/>
+        </w:tabs>
+        <w:ind w:left="1440" w:hanging="360"/>
+      </w:pPr>
+      <w:rPr>
+        <w:rFonts w:ascii="Courier New" w:hAnsi="Courier New" w:hint="default"/>
+        <w:sz w:val="20"/>
+      </w:rPr>
+    </w:lvl>
+    <w:lvl w:ilvl="2" w:tentative="1">
+      <w:start w:val="1"/>
+      <w:numFmt w:val="bullet"/>
+      <w:lvlText w:val=""/>
+      <w:lvlJc w:val="left"/>
+      <w:pPr>
+        <w:tabs>
+          <w:tab w:val="num" w:pos="2160"/>
+        </w:tabs>
+        <w:ind w:left="2160" w:hanging="360"/>
+      </w:pPr>
+      <w:rPr>
+        <w:rFonts w:ascii="Wingdings" w:hAnsi="Wingdings" w:hint="default"/>
+        <w:sz w:val="20"/>
+      </w:rPr>
+    </w:lvl>
+    <w:lvl w:ilvl="3" w:tentative="1">
+      <w:start w:val="1"/>
+      <w:numFmt w:val="bullet"/>
+      <w:lvlText w:val=""/>
+      <w:lvlJc w:val="left"/>
+      <w:pPr>
+        <w:tabs>
+          <w:tab w:val="num" w:pos="2880"/>
+        </w:tabs>
+        <w:ind w:left="2880" w:hanging="360"/>
+      </w:pPr>
+      <w:rPr>
+        <w:rFonts w:ascii="Wingdings" w:hAnsi="Wingdings" w:hint="default"/>
+        <w:sz w:val="20"/>
+      </w:rPr>
+    </w:lvl>
+    <w:lvl w:ilvl="4" w:tentative="1">
+      <w:start w:val="1"/>
+      <w:numFmt w:val="bullet"/>
+      <w:lvlText w:val=""/>
+      <w:lvlJc w:val="left"/>
+      <w:pPr>
+        <w:tabs>
+          <w:tab w:val="num" w:pos="3600"/>
+        </w:tabs>
+        <w:ind w:left="3600" w:hanging="360"/>
+      </w:pPr>
+      <w:rPr>
+        <w:rFonts w:ascii="Wingdings" w:hAnsi="Wingdings" w:hint="default"/>
+        <w:sz w:val="20"/>
+      </w:rPr>
+    </w:lvl>
+    <w:lvl w:ilvl="5" w:tentative="1">
+      <w:start w:val="1"/>
+      <w:numFmt w:val="bullet"/>
+      <w:lvlText w:val=""/>
+      <w:lvlJc w:val="left"/>
+      <w:pPr>
+        <w:tabs>
+          <w:tab w:val="num" w:pos="4320"/>
+        </w:tabs>
+        <w:ind w:left="4320" w:hanging="360"/>
+      </w:pPr>
+      <w:rPr>
+        <w:rFonts w:ascii="Wingdings" w:hAnsi="Wingdings" w:hint="default"/>
+        <w:sz w:val="20"/>
+      </w:rPr>
+    </w:lvl>
+    <w:lvl w:ilvl="6" w:tentative="1">
+      <w:start w:val="1"/>
+      <w:numFmt w:val="bullet"/>
+      <w:lvlText w:val=""/>
+      <w:lvlJc w:val="left"/>
+      <w:pPr>
+        <w:tabs>
+          <w:tab w:val="num" w:pos="5040"/>
+        </w:tabs>
+        <w:ind w:left="5040" w:hanging="360"/>
+      </w:pPr>
+      <w:rPr>
+        <w:rFonts w:ascii="Wingdings" w:hAnsi="Wingdings" w:hint="default"/>
+        <w:sz w:val="20"/>
+      </w:rPr>
+    </w:lvl>
+    <w:lvl w:ilvl="7" w:tentative="1">
+      <w:start w:val="1"/>
+      <w:numFmt w:val="bullet"/>
+      <w:lvlText w:val=""/>
+      <w:lvlJc w:val="left"/>
+      <w:pPr>
+        <w:tabs>
+          <w:tab w:val="num" w:pos="5760"/>
+        </w:tabs>
+        <w:ind w:left="5760" w:hanging="360"/>
+      </w:pPr>
+      <w:rPr>
+        <w:rFonts w:ascii="Wingdings" w:hAnsi="Wingdings" w:hint="default"/>
+        <w:sz w:val="20"/>
+      </w:rPr>
+    </w:lvl>
+    <w:lvl w:ilvl="8" w:tentative="1">
+      <w:start w:val="1"/>
+      <w:numFmt w:val="bullet"/>
+      <w:lvlText w:val=""/>
+      <w:lvlJc w:val="left"/>
+      <w:pPr>
+        <w:tabs>
+          <w:tab w:val="num" w:pos="6480"/>
+        </w:tabs>
+        <w:ind w:left="6480" w:hanging="360"/>
+      </w:pPr>
+      <w:rPr>
+        <w:rFonts w:ascii="Wingdings" w:hAnsi="Wingdings" w:hint="default"/>
+        <w:sz w:val="20"/>
       </w:rPr>
     </w:lvl>
   </w:abstractNum>
@@ -1494,6 +2088,9 @@
   </w:num>
   <w:num w:numId="9" w16cid:durableId="775637061">
     <w:abstractNumId w:val="0"/>
+  </w:num>
+  <w:num w:numId="10" w16cid:durableId="1720279632">
+    <w:abstractNumId w:val="9"/>
   </w:num>
 </w:numbering>
 </file>

--- a/离散数学/集合论与图论/集合论与图论（下）课后习题/第4讲测验.docx
+++ b/离散数学/集合论与图论/集合论与图论（下）课后习题/第4讲测验.docx
@@ -31,7 +31,23 @@
           <w:highlight w:val="yellow"/>
           <w:lang w:eastAsia="zh-CN"/>
         </w:rPr>
-        <w:t>=3）个结点的非哈密顿图的边数最多有多少条？</w:t>
+        <w:t>=3）</w:t>
+      </w:r>
+      <w:proofErr w:type="gramStart"/>
+      <w:r>
+        <w:rPr>
+          <w:highlight w:val="yellow"/>
+          <w:lang w:eastAsia="zh-CN"/>
+        </w:rPr>
+        <w:t>个</w:t>
+      </w:r>
+      <w:proofErr w:type="gramEnd"/>
+      <w:r>
+        <w:rPr>
+          <w:highlight w:val="yellow"/>
+          <w:lang w:eastAsia="zh-CN"/>
+        </w:rPr>
+        <w:t>结点的非哈密顿图的边数最多有多少条？</w:t>
       </w:r>
     </w:p>
     <w:p>
@@ -260,123 +276,6 @@
             <wp:extent cx="1514475" cy="1543050"/>
             <wp:effectExtent l="0" t="0" r="0" b="0"/>
             <wp:docPr id="1" name="Picture 1"/>
-            <wp:cNvGraphicFramePr>
-              <a:graphicFrameLocks xmlns:a="http://schemas.openxmlformats.org/drawingml/2006/main" noChangeAspect="1"/>
-            </wp:cNvGraphicFramePr>
-            <a:graphic xmlns:a="http://schemas.openxmlformats.org/drawingml/2006/main">
-              <a:graphicData uri="http://schemas.openxmlformats.org/drawingml/2006/picture">
-                <pic:pic xmlns:pic="http://schemas.openxmlformats.org/drawingml/2006/picture">
-                  <pic:nvPicPr>
-                    <pic:cNvPr id="0" name="paper.png"/>
-                    <pic:cNvPicPr/>
-                  </pic:nvPicPr>
-                  <pic:blipFill>
-                    <a:blip r:embed="rId6"/>
-                    <a:stretch>
-                      <a:fillRect/>
-                    </a:stretch>
-                  </pic:blipFill>
-                  <pic:spPr>
-                    <a:xfrm>
-                      <a:off x="0" y="0"/>
-                      <a:ext cx="1514475" cy="1543050"/>
-                    </a:xfrm>
-                    <a:prstGeom prst="rect">
-                      <a:avLst/>
-                    </a:prstGeom>
-                  </pic:spPr>
-                </pic:pic>
-              </a:graphicData>
-            </a:graphic>
-          </wp:inline>
-        </w:drawing>
-      </w:r>
-    </w:p>
-    <w:p>
-      <w:pPr>
-        <w:spacing w:line="360" w:lineRule="auto"/>
-        <w:rPr>
-          <w:rFonts w:hint="eastAsia"/>
-          <w:highlight w:val="yellow"/>
-          <w:lang w:eastAsia="zh-CN"/>
-        </w:rPr>
-      </w:pPr>
-      <w:r>
-        <w:rPr>
-          <w:highlight w:val="yellow"/>
-          <w:lang w:eastAsia="zh-CN"/>
-        </w:rPr>
-        <w:t>B,</w:t>
-      </w:r>
-      <w:r>
-        <w:rPr>
-          <w:noProof/>
-          <w:highlight w:val="yellow"/>
-        </w:rPr>
-        <w:drawing>
-          <wp:inline distT="0" distB="0" distL="0" distR="0" wp14:anchorId="33DB648F" wp14:editId="02AD89E2">
-            <wp:extent cx="1514475" cy="1543050"/>
-            <wp:effectExtent l="0" t="0" r="0" b="0"/>
-            <wp:docPr id="2" name="Picture 2"/>
-            <wp:cNvGraphicFramePr>
-              <a:graphicFrameLocks xmlns:a="http://schemas.openxmlformats.org/drawingml/2006/main" noChangeAspect="1"/>
-            </wp:cNvGraphicFramePr>
-            <a:graphic xmlns:a="http://schemas.openxmlformats.org/drawingml/2006/main">
-              <a:graphicData uri="http://schemas.openxmlformats.org/drawingml/2006/picture">
-                <pic:pic xmlns:pic="http://schemas.openxmlformats.org/drawingml/2006/picture">
-                  <pic:nvPicPr>
-                    <pic:cNvPr id="0" name="paper.png"/>
-                    <pic:cNvPicPr/>
-                  </pic:nvPicPr>
-                  <pic:blipFill>
-                    <a:blip r:embed="rId7"/>
-                    <a:stretch>
-                      <a:fillRect/>
-                    </a:stretch>
-                  </pic:blipFill>
-                  <pic:spPr>
-                    <a:xfrm>
-                      <a:off x="0" y="0"/>
-                      <a:ext cx="1514475" cy="1543050"/>
-                    </a:xfrm>
-                    <a:prstGeom prst="rect">
-                      <a:avLst/>
-                    </a:prstGeom>
-                  </pic:spPr>
-                </pic:pic>
-              </a:graphicData>
-            </a:graphic>
-          </wp:inline>
-        </w:drawing>
-      </w:r>
-    </w:p>
-    <w:p>
-      <w:pPr>
-        <w:spacing w:line="360" w:lineRule="auto"/>
-        <w:rPr>
-          <w:rFonts w:hint="eastAsia"/>
-          <w:highlight w:val="yellow"/>
-          <w:lang w:eastAsia="zh-CN"/>
-        </w:rPr>
-      </w:pPr>
-      <w:r>
-        <w:rPr>
-          <w:highlight w:val="yellow"/>
-          <w:lang w:eastAsia="zh-CN"/>
-        </w:rPr>
-        <w:lastRenderedPageBreak/>
-        <w:t>C,</w:t>
-      </w:r>
-      <w:r>
-        <w:rPr>
-          <w:noProof/>
-          <w:highlight w:val="yellow"/>
-        </w:rPr>
-        <w:drawing>
-          <wp:inline distT="0" distB="0" distL="0" distR="0" wp14:anchorId="568F64F6" wp14:editId="5621249C">
-            <wp:extent cx="1514475" cy="1543050"/>
-            <wp:effectExtent l="0" t="0" r="0" b="0"/>
-            <wp:docPr id="3" name="Picture 3"/>
             <wp:cNvGraphicFramePr>
               <a:graphicFrameLocks xmlns:a="http://schemas.openxmlformats.org/drawingml/2006/main" noChangeAspect="1"/>
             </wp:cNvGraphicFramePr>
@@ -423,6 +322,123 @@
           <w:highlight w:val="yellow"/>
           <w:lang w:eastAsia="zh-CN"/>
         </w:rPr>
+        <w:t>B,</w:t>
+      </w:r>
+      <w:r>
+        <w:rPr>
+          <w:noProof/>
+          <w:highlight w:val="yellow"/>
+        </w:rPr>
+        <w:drawing>
+          <wp:inline distT="0" distB="0" distL="0" distR="0" wp14:anchorId="33DB648F" wp14:editId="02AD89E2">
+            <wp:extent cx="1514475" cy="1543050"/>
+            <wp:effectExtent l="0" t="0" r="0" b="0"/>
+            <wp:docPr id="2" name="Picture 2"/>
+            <wp:cNvGraphicFramePr>
+              <a:graphicFrameLocks xmlns:a="http://schemas.openxmlformats.org/drawingml/2006/main" noChangeAspect="1"/>
+            </wp:cNvGraphicFramePr>
+            <a:graphic xmlns:a="http://schemas.openxmlformats.org/drawingml/2006/main">
+              <a:graphicData uri="http://schemas.openxmlformats.org/drawingml/2006/picture">
+                <pic:pic xmlns:pic="http://schemas.openxmlformats.org/drawingml/2006/picture">
+                  <pic:nvPicPr>
+                    <pic:cNvPr id="0" name="paper.png"/>
+                    <pic:cNvPicPr/>
+                  </pic:nvPicPr>
+                  <pic:blipFill>
+                    <a:blip r:embed="rId9"/>
+                    <a:stretch>
+                      <a:fillRect/>
+                    </a:stretch>
+                  </pic:blipFill>
+                  <pic:spPr>
+                    <a:xfrm>
+                      <a:off x="0" y="0"/>
+                      <a:ext cx="1514475" cy="1543050"/>
+                    </a:xfrm>
+                    <a:prstGeom prst="rect">
+                      <a:avLst/>
+                    </a:prstGeom>
+                  </pic:spPr>
+                </pic:pic>
+              </a:graphicData>
+            </a:graphic>
+          </wp:inline>
+        </w:drawing>
+      </w:r>
+    </w:p>
+    <w:p>
+      <w:pPr>
+        <w:spacing w:line="360" w:lineRule="auto"/>
+        <w:rPr>
+          <w:rFonts w:hint="eastAsia"/>
+          <w:highlight w:val="yellow"/>
+          <w:lang w:eastAsia="zh-CN"/>
+        </w:rPr>
+      </w:pPr>
+      <w:r>
+        <w:rPr>
+          <w:highlight w:val="yellow"/>
+          <w:lang w:eastAsia="zh-CN"/>
+        </w:rPr>
+        <w:lastRenderedPageBreak/>
+        <w:t>C,</w:t>
+      </w:r>
+      <w:r>
+        <w:rPr>
+          <w:noProof/>
+          <w:highlight w:val="yellow"/>
+        </w:rPr>
+        <w:drawing>
+          <wp:inline distT="0" distB="0" distL="0" distR="0" wp14:anchorId="568F64F6" wp14:editId="5621249C">
+            <wp:extent cx="1514475" cy="1543050"/>
+            <wp:effectExtent l="0" t="0" r="0" b="0"/>
+            <wp:docPr id="3" name="Picture 3"/>
+            <wp:cNvGraphicFramePr>
+              <a:graphicFrameLocks xmlns:a="http://schemas.openxmlformats.org/drawingml/2006/main" noChangeAspect="1"/>
+            </wp:cNvGraphicFramePr>
+            <a:graphic xmlns:a="http://schemas.openxmlformats.org/drawingml/2006/main">
+              <a:graphicData uri="http://schemas.openxmlformats.org/drawingml/2006/picture">
+                <pic:pic xmlns:pic="http://schemas.openxmlformats.org/drawingml/2006/picture">
+                  <pic:nvPicPr>
+                    <pic:cNvPr id="0" name="paper.png"/>
+                    <pic:cNvPicPr/>
+                  </pic:nvPicPr>
+                  <pic:blipFill>
+                    <a:blip r:embed="rId10"/>
+                    <a:stretch>
+                      <a:fillRect/>
+                    </a:stretch>
+                  </pic:blipFill>
+                  <pic:spPr>
+                    <a:xfrm>
+                      <a:off x="0" y="0"/>
+                      <a:ext cx="1514475" cy="1543050"/>
+                    </a:xfrm>
+                    <a:prstGeom prst="rect">
+                      <a:avLst/>
+                    </a:prstGeom>
+                  </pic:spPr>
+                </pic:pic>
+              </a:graphicData>
+            </a:graphic>
+          </wp:inline>
+        </w:drawing>
+      </w:r>
+    </w:p>
+    <w:p>
+      <w:pPr>
+        <w:spacing w:line="360" w:lineRule="auto"/>
+        <w:rPr>
+          <w:rFonts w:hint="eastAsia"/>
+          <w:highlight w:val="yellow"/>
+          <w:lang w:eastAsia="zh-CN"/>
+        </w:rPr>
+      </w:pPr>
+      <w:r>
+        <w:rPr>
+          <w:highlight w:val="yellow"/>
+          <w:lang w:eastAsia="zh-CN"/>
+        </w:rPr>
         <w:t>D,</w:t>
       </w:r>
       <w:r>
@@ -446,7 +462,7 @@
                     <pic:cNvPicPr/>
                   </pic:nvPicPr>
                   <pic:blipFill>
-                    <a:blip r:embed="rId9"/>
+                    <a:blip r:embed="rId11"/>
                     <a:stretch>
                       <a:fillRect/>
                     </a:stretch>
@@ -656,6 +672,7 @@
           <w:highlight w:val="yellow"/>
           <w:lang w:eastAsia="zh-CN"/>
         </w:rPr>
+        <w:lastRenderedPageBreak/>
         <w:t>4,图</w:t>
       </w:r>
       <w:r>
@@ -679,7 +696,7 @@
                     <pic:cNvPicPr/>
                   </pic:nvPicPr>
                   <pic:blipFill>
-                    <a:blip r:embed="rId10"/>
+                    <a:blip r:embed="rId12"/>
                     <a:stretch>
                       <a:fillRect/>
                     </a:stretch>
@@ -845,7 +862,7 @@
                     <pic:cNvPicPr/>
                   </pic:nvPicPr>
                   <pic:blipFill>
-                    <a:blip r:embed="rId11"/>
+                    <a:blip r:embed="rId13"/>
                     <a:stretch>
                       <a:fillRect/>
                     </a:stretch>
@@ -952,6 +969,7 @@
         <w:rPr>
           <w:highlight w:val="yellow"/>
         </w:rPr>
+        <w:lastRenderedPageBreak/>
         <w:t>6,图</w:t>
       </w:r>
       <w:r>
@@ -975,7 +993,7 @@
                     <pic:cNvPicPr/>
                   </pic:nvPicPr>
                   <pic:blipFill>
-                    <a:blip r:embed="rId12"/>
+                    <a:blip r:embed="rId14"/>
                     <a:stretch>
                       <a:fillRect/>
                     </a:stretch>
@@ -1101,7 +1119,7 @@
                     <pic:cNvPicPr/>
                   </pic:nvPicPr>
                   <pic:blipFill>
-                    <a:blip r:embed="rId13"/>
+                    <a:blip r:embed="rId15"/>
                     <a:stretch>
                       <a:fillRect/>
                     </a:stretch>
@@ -1135,6 +1153,7 @@
           <w:noProof/>
           <w:lang w:eastAsia="zh-CN"/>
         </w:rPr>
+        <w:lastRenderedPageBreak/>
         <w:drawing>
           <wp:inline distT="0" distB="0" distL="0" distR="0" wp14:anchorId="688BF889" wp14:editId="631258CB">
             <wp:extent cx="5486400" cy="3315970"/>
@@ -1151,7 +1170,7 @@
                     <pic:cNvPicPr/>
                   </pic:nvPicPr>
                   <pic:blipFill>
-                    <a:blip r:embed="rId14"/>
+                    <a:blip r:embed="rId16"/>
                     <a:stretch>
                       <a:fillRect/>
                     </a:stretch>
@@ -1201,7 +1220,7 @@
                     <pic:cNvPicPr/>
                   </pic:nvPicPr>
                   <pic:blipFill>
-                    <a:blip r:embed="rId15"/>
+                    <a:blip r:embed="rId17"/>
                     <a:stretch>
                       <a:fillRect/>
                     </a:stretch>
@@ -1248,7 +1267,21 @@
           <w:lang w:eastAsia="zh-CN"/>
         </w:rPr>
         <w:br/>
-        <w:t>设 G 是一个有 p 个顶点的图，p≥3。若δ(G)≥p/2，则 G 是一个哈密顿图。</w:t>
+        <w:t xml:space="preserve">设 G 是一个有 p </w:t>
+      </w:r>
+      <w:proofErr w:type="gramStart"/>
+      <w:r>
+        <w:rPr>
+          <w:lang w:eastAsia="zh-CN"/>
+        </w:rPr>
+        <w:t>个</w:t>
+      </w:r>
+      <w:proofErr w:type="gramEnd"/>
+      <w:r>
+        <w:rPr>
+          <w:lang w:eastAsia="zh-CN"/>
+        </w:rPr>
+        <w:t>顶点的图，p≥3。若δ(G)≥p/2，则 G 是一个哈密顿图。</w:t>
       </w:r>
     </w:p>
     <w:p>
@@ -1280,7 +1313,7 @@
                     <pic:cNvPicPr/>
                   </pic:nvPicPr>
                   <pic:blipFill>
-                    <a:blip r:embed="rId16"/>
+                    <a:blip r:embed="rId18"/>
                     <a:stretch>
                       <a:fillRect/>
                     </a:stretch>
@@ -1333,6 +1366,7 @@
         <w:rPr>
           <w:noProof/>
         </w:rPr>
+        <w:lastRenderedPageBreak/>
         <w:drawing>
           <wp:inline distT="0" distB="0" distL="0" distR="0" wp14:anchorId="0B607929" wp14:editId="0F14DBFC">
             <wp:extent cx="4219048" cy="3628571"/>
@@ -1349,7 +1383,7 @@
                     <pic:cNvPicPr/>
                   </pic:nvPicPr>
                   <pic:blipFill>
-                    <a:blip r:embed="rId17"/>
+                    <a:blip r:embed="rId19"/>
                     <a:stretch>
                       <a:fillRect/>
                     </a:stretch>
@@ -1597,11 +1631,13 @@
       <w:pPr>
         <w:spacing w:line="360" w:lineRule="auto"/>
         <w:rPr>
+          <w:rFonts w:hint="eastAsia"/>
           <w:lang w:eastAsia="zh-CN"/>
         </w:rPr>
       </w:pPr>
       <w:r>
         <w:rPr>
+          <w:noProof/>
           <w:lang w:eastAsia="zh-CN"/>
         </w:rPr>
         <w:drawing>
@@ -1620,7 +1656,7 @@
                     <pic:cNvPicPr/>
                   </pic:nvPicPr>
                   <pic:blipFill>
-                    <a:blip r:embed="rId18"/>
+                    <a:blip r:embed="rId20"/>
                     <a:stretch>
                       <a:fillRect/>
                     </a:stretch>
@@ -1654,6 +1690,7 @@
           <w:rFonts w:hint="eastAsia"/>
           <w:lang w:eastAsia="zh-CN"/>
         </w:rPr>
+        <w:lastRenderedPageBreak/>
         <w:t>顶点数 V=12</w:t>
       </w:r>
     </w:p>
@@ -1686,7 +1723,6 @@
       <w:pPr>
         <w:spacing w:line="360" w:lineRule="auto"/>
         <w:rPr>
-          <w:rFonts w:hint="eastAsia"/>
           <w:lang w:eastAsia="zh-CN"/>
         </w:rPr>
       </w:pPr>
@@ -1728,6 +1764,63 @@
           <w:lang w:eastAsia="zh-CN"/>
         </w:rPr>
         <w:t>2+F=2F=4</w:t>
+      </w:r>
+    </w:p>
+    <w:p>
+      <w:pPr>
+        <w:spacing w:line="360" w:lineRule="auto"/>
+        <w:rPr>
+          <w:lang w:eastAsia="zh-CN"/>
+        </w:rPr>
+      </w:pPr>
+    </w:p>
+    <w:p>
+      <w:pPr>
+        <w:spacing w:line="360" w:lineRule="auto"/>
+        <w:rPr>
+          <w:rFonts w:hint="eastAsia"/>
+          <w:lang w:eastAsia="zh-CN"/>
+        </w:rPr>
+      </w:pPr>
+      <w:r>
+        <w:rPr>
+          <w:lang w:eastAsia="zh-CN"/>
+        </w:rPr>
+        <w:drawing>
+          <wp:inline distT="0" distB="0" distL="0" distR="0" wp14:anchorId="01D07B41" wp14:editId="21599609">
+            <wp:extent cx="5486400" cy="4418330"/>
+            <wp:effectExtent l="0" t="0" r="0" b="1270"/>
+            <wp:docPr id="1453307889" name="图片 1"/>
+            <wp:cNvGraphicFramePr>
+              <a:graphicFrameLocks xmlns:a="http://schemas.openxmlformats.org/drawingml/2006/main" noChangeAspect="1"/>
+            </wp:cNvGraphicFramePr>
+            <a:graphic xmlns:a="http://schemas.openxmlformats.org/drawingml/2006/main">
+              <a:graphicData uri="http://schemas.openxmlformats.org/drawingml/2006/picture">
+                <pic:pic xmlns:pic="http://schemas.openxmlformats.org/drawingml/2006/picture">
+                  <pic:nvPicPr>
+                    <pic:cNvPr id="1453307889" name=""/>
+                    <pic:cNvPicPr/>
+                  </pic:nvPicPr>
+                  <pic:blipFill>
+                    <a:blip r:embed="rId21"/>
+                    <a:stretch>
+                      <a:fillRect/>
+                    </a:stretch>
+                  </pic:blipFill>
+                  <pic:spPr>
+                    <a:xfrm>
+                      <a:off x="0" y="0"/>
+                      <a:ext cx="5486400" cy="4418330"/>
+                    </a:xfrm>
+                    <a:prstGeom prst="rect">
+                      <a:avLst/>
+                    </a:prstGeom>
+                  </pic:spPr>
+                </pic:pic>
+              </a:graphicData>
+            </a:graphic>
+          </wp:inline>
+        </w:drawing>
       </w:r>
     </w:p>
     <w:sectPr>
@@ -1738,6 +1831,68 @@
     </w:sectPr>
   </w:body>
 </w:document>
+</file>
+
+<file path=word/endnotes.xml><?xml version="1.0" encoding="utf-8"?>
+<w:endnotes xmlns:wpc="http://schemas.microsoft.com/office/word/2010/wordprocessingCanvas" xmlns:cx="http://schemas.microsoft.com/office/drawing/2014/chartex" xmlns:cx1="http://schemas.microsoft.com/office/drawing/2015/9/8/chartex" xmlns:cx2="http://schemas.microsoft.com/office/drawing/2015/10/21/chartex" xmlns:cx3="http://schemas.microsoft.com/office/drawing/2016/5/9/chartex" xmlns:cx4="http://schemas.microsoft.com/office/drawing/2016/5/10/chartex" xmlns:cx5="http://schemas.microsoft.com/office/drawing/2016/5/11/chartex" xmlns:cx6="http://schemas.microsoft.com/office/drawing/2016/5/12/chartex" xmlns:cx7="http://schemas.microsoft.com/office/drawing/2016/5/13/chartex" xmlns:cx8="http://schemas.microsoft.com/office/drawing/2016/5/14/chartex" xmlns:mc="http://schemas.openxmlformats.org/markup-compatibility/2006" xmlns:aink="http://schemas.microsoft.com/office/drawing/2016/ink" xmlns:am3d="http://schemas.microsoft.com/office/drawing/2017/model3d" xmlns:o="urn:schemas-microsoft-com:office:office" xmlns:oel="http://schemas.microsoft.com/office/2019/extlst" xmlns:r="http://schemas.openxmlformats.org/officeDocument/2006/relationships" xmlns:m="http://schemas.openxmlformats.org/officeDocument/2006/math" xmlns:v="urn:schemas-microsoft-com:vml" xmlns:wp14="http://schemas.microsoft.com/office/word/2010/wordprocessingDrawing" xmlns:wp="http://schemas.openxmlformats.org/drawingml/2006/wordprocessingDrawing" xmlns:w10="urn:schemas-microsoft-com:office:word" xmlns:w="http://schemas.openxmlformats.org/wordprocessingml/2006/main" xmlns:w14="http://schemas.microsoft.com/office/word/2010/wordml" xmlns:w15="http://schemas.microsoft.com/office/word/2012/wordml" xmlns:w16cex="http://schemas.microsoft.com/office/word/2018/wordml/cex" xmlns:w16cid="http://schemas.microsoft.com/office/word/2016/wordml/cid" xmlns:w16="http://schemas.microsoft.com/office/word/2018/wordml" xmlns:w16du="http://schemas.microsoft.com/office/word/2023/wordml/word16du" xmlns:w16sdtdh="http://schemas.microsoft.com/office/word/2020/wordml/sdtdatahash" xmlns:w16sdtfl="http://schemas.microsoft.com/office/word/2024/wordml/sdtformatlock" xmlns:w16se="http://schemas.microsoft.com/office/word/2015/wordml/symex" xmlns:wpg="http://schemas.microsoft.com/office/word/2010/wordprocessingGroup" xmlns:wpi="http://schemas.microsoft.com/office/word/2010/wordprocessingInk" xmlns:wne="http://schemas.microsoft.com/office/word/2006/wordml" xmlns:wps="http://schemas.microsoft.com/office/word/2010/wordprocessingShape" mc:Ignorable="w14 w15 w16se w16cid w16 w16cex w16sdtdh w16sdtfl w16du wp14">
+  <w:endnote w:type="separator" w:id="-1">
+    <w:p>
+      <w:pPr>
+        <w:spacing w:after="0" w:line="240" w:lineRule="auto"/>
+        <w:rPr>
+          <w:rFonts w:hint="eastAsia"/>
+        </w:rPr>
+      </w:pPr>
+      <w:r>
+        <w:separator/>
+      </w:r>
+    </w:p>
+  </w:endnote>
+  <w:endnote w:type="continuationSeparator" w:id="0">
+    <w:p>
+      <w:pPr>
+        <w:spacing w:after="0" w:line="240" w:lineRule="auto"/>
+        <w:rPr>
+          <w:rFonts w:hint="eastAsia"/>
+        </w:rPr>
+      </w:pPr>
+      <w:r>
+        <w:continuationSeparator/>
+      </w:r>
+    </w:p>
+  </w:endnote>
+</w:endnotes>
+</file>
+
+<file path=word/footnotes.xml><?xml version="1.0" encoding="utf-8"?>
+<w:footnotes xmlns:wpc="http://schemas.microsoft.com/office/word/2010/wordprocessingCanvas" xmlns:cx="http://schemas.microsoft.com/office/drawing/2014/chartex" xmlns:cx1="http://schemas.microsoft.com/office/drawing/2015/9/8/chartex" xmlns:cx2="http://schemas.microsoft.com/office/drawing/2015/10/21/chartex" xmlns:cx3="http://schemas.microsoft.com/office/drawing/2016/5/9/chartex" xmlns:cx4="http://schemas.microsoft.com/office/drawing/2016/5/10/chartex" xmlns:cx5="http://schemas.microsoft.com/office/drawing/2016/5/11/chartex" xmlns:cx6="http://schemas.microsoft.com/office/drawing/2016/5/12/chartex" xmlns:cx7="http://schemas.microsoft.com/office/drawing/2016/5/13/chartex" xmlns:cx8="http://schemas.microsoft.com/office/drawing/2016/5/14/chartex" xmlns:mc="http://schemas.openxmlformats.org/markup-compatibility/2006" xmlns:aink="http://schemas.microsoft.com/office/drawing/2016/ink" xmlns:am3d="http://schemas.microsoft.com/office/drawing/2017/model3d" xmlns:o="urn:schemas-microsoft-com:office:office" xmlns:oel="http://schemas.microsoft.com/office/2019/extlst" xmlns:r="http://schemas.openxmlformats.org/officeDocument/2006/relationships" xmlns:m="http://schemas.openxmlformats.org/officeDocument/2006/math" xmlns:v="urn:schemas-microsoft-com:vml" xmlns:wp14="http://schemas.microsoft.com/office/word/2010/wordprocessingDrawing" xmlns:wp="http://schemas.openxmlformats.org/drawingml/2006/wordprocessingDrawing" xmlns:w10="urn:schemas-microsoft-com:office:word" xmlns:w="http://schemas.openxmlformats.org/wordprocessingml/2006/main" xmlns:w14="http://schemas.microsoft.com/office/word/2010/wordml" xmlns:w15="http://schemas.microsoft.com/office/word/2012/wordml" xmlns:w16cex="http://schemas.microsoft.com/office/word/2018/wordml/cex" xmlns:w16cid="http://schemas.microsoft.com/office/word/2016/wordml/cid" xmlns:w16="http://schemas.microsoft.com/office/word/2018/wordml" xmlns:w16du="http://schemas.microsoft.com/office/word/2023/wordml/word16du" xmlns:w16sdtdh="http://schemas.microsoft.com/office/word/2020/wordml/sdtdatahash" xmlns:w16sdtfl="http://schemas.microsoft.com/office/word/2024/wordml/sdtformatlock" xmlns:w16se="http://schemas.microsoft.com/office/word/2015/wordml/symex" xmlns:wpg="http://schemas.microsoft.com/office/word/2010/wordprocessingGroup" xmlns:wpi="http://schemas.microsoft.com/office/word/2010/wordprocessingInk" xmlns:wne="http://schemas.microsoft.com/office/word/2006/wordml" xmlns:wps="http://schemas.microsoft.com/office/word/2010/wordprocessingShape" mc:Ignorable="w14 w15 w16se w16cid w16 w16cex w16sdtdh w16sdtfl w16du wp14">
+  <w:footnote w:type="separator" w:id="-1">
+    <w:p>
+      <w:pPr>
+        <w:spacing w:after="0" w:line="240" w:lineRule="auto"/>
+        <w:rPr>
+          <w:rFonts w:hint="eastAsia"/>
+        </w:rPr>
+      </w:pPr>
+      <w:r>
+        <w:separator/>
+      </w:r>
+    </w:p>
+  </w:footnote>
+  <w:footnote w:type="continuationSeparator" w:id="0">
+    <w:p>
+      <w:pPr>
+        <w:spacing w:after="0" w:line="240" w:lineRule="auto"/>
+        <w:rPr>
+          <w:rFonts w:hint="eastAsia"/>
+        </w:rPr>
+      </w:pPr>
+      <w:r>
+        <w:continuationSeparator/>
+      </w:r>
+    </w:p>
+  </w:footnote>
+</w:footnotes>
 </file>
 
 <file path=word/numbering.xml><?xml version="1.0" encoding="utf-8"?>
@@ -2702,6 +2857,7 @@
   <w:style w:type="character" w:default="1" w:styleId="a2">
     <w:name w:val="Default Paragraph Font"/>
     <w:uiPriority w:val="1"/>
+    <w:semiHidden/>
     <w:unhideWhenUsed/>
   </w:style>
   <w:style w:type="table" w:default="1" w:styleId="a3">

--- a/离散数学/集合论与图论/集合论与图论（下）课后习题/第4讲测验.docx
+++ b/离散数学/集合论与图论/集合论与图论（下）课后习题/第4讲测验.docx
@@ -31,23 +31,7 @@
           <w:highlight w:val="yellow"/>
           <w:lang w:eastAsia="zh-CN"/>
         </w:rPr>
-        <w:t>=3）</w:t>
-      </w:r>
-      <w:proofErr w:type="gramStart"/>
-      <w:r>
-        <w:rPr>
-          <w:highlight w:val="yellow"/>
-          <w:lang w:eastAsia="zh-CN"/>
-        </w:rPr>
-        <w:t>个</w:t>
-      </w:r>
-      <w:proofErr w:type="gramEnd"/>
-      <w:r>
-        <w:rPr>
-          <w:highlight w:val="yellow"/>
-          <w:lang w:eastAsia="zh-CN"/>
-        </w:rPr>
-        <w:t>结点的非哈密顿图的边数最多有多少条？</w:t>
+        <w:t>=3）个结点的非哈密顿图的边数最多有多少条？</w:t>
       </w:r>
     </w:p>
     <w:p>
@@ -73,19 +57,11 @@
           <w:highlight w:val="yellow"/>
         </w:rPr>
       </w:pPr>
-      <w:proofErr w:type="spellStart"/>
       <w:r>
         <w:rPr>
           <w:highlight w:val="yellow"/>
         </w:rPr>
-        <w:t>B,p</w:t>
-      </w:r>
-      <w:proofErr w:type="spellEnd"/>
-      <w:r>
-        <w:rPr>
-          <w:highlight w:val="yellow"/>
-        </w:rPr>
-        <w:t>(p-1)/2-p</w:t>
+        <w:t>B,p(p-1)/2-p</w:t>
       </w:r>
     </w:p>
     <w:p>
@@ -96,19 +72,11 @@
           <w:highlight w:val="yellow"/>
         </w:rPr>
       </w:pPr>
-      <w:proofErr w:type="spellStart"/>
       <w:r>
         <w:rPr>
           <w:highlight w:val="yellow"/>
         </w:rPr>
-        <w:t>C,p</w:t>
-      </w:r>
-      <w:proofErr w:type="spellEnd"/>
-      <w:r>
-        <w:rPr>
-          <w:highlight w:val="yellow"/>
-        </w:rPr>
-        <w:t>(p-1)/2-(p-3)</w:t>
+        <w:t>C,p(p-1)/2-(p-3)</w:t>
       </w:r>
     </w:p>
     <w:p>
@@ -766,14 +734,12 @@
           <w:highlight w:val="yellow"/>
         </w:rPr>
       </w:pPr>
-      <w:proofErr w:type="spellStart"/>
       <w:r>
         <w:rPr>
           <w:highlight w:val="yellow"/>
         </w:rPr>
         <w:t>答案:A</w:t>
       </w:r>
-      <w:proofErr w:type="spellEnd"/>
     </w:p>
     <w:p>
       <w:pPr>
@@ -785,7 +751,6 @@
           <w:lang w:eastAsia="zh-CN"/>
         </w:rPr>
       </w:pPr>
-      <w:proofErr w:type="spellStart"/>
       <w:r>
         <w:rPr>
           <w:rFonts w:hint="eastAsia"/>
@@ -793,29 +758,8 @@
           <w:bCs/>
           <w:highlight w:val="yellow"/>
         </w:rPr>
-        <w:t>十二面体图（dodecahedral</w:t>
+        <w:t>十二面体图（dodecahedral graph），它是一个典型的哈密顿图</w:t>
       </w:r>
-      <w:proofErr w:type="spellEnd"/>
-      <w:r>
-        <w:rPr>
-          <w:rFonts w:hint="eastAsia"/>
-          <w:b/>
-          <w:bCs/>
-          <w:highlight w:val="yellow"/>
-        </w:rPr>
-        <w:t xml:space="preserve"> graph），</w:t>
-      </w:r>
-      <w:proofErr w:type="spellStart"/>
-      <w:r>
-        <w:rPr>
-          <w:rFonts w:hint="eastAsia"/>
-          <w:b/>
-          <w:bCs/>
-          <w:highlight w:val="yellow"/>
-        </w:rPr>
-        <w:t>它是一个典型的哈密顿图</w:t>
-      </w:r>
-      <w:proofErr w:type="spellEnd"/>
     </w:p>
     <w:p>
       <w:pPr>
@@ -882,19 +826,11 @@
           </wp:inline>
         </w:drawing>
       </w:r>
-      <w:proofErr w:type="spellStart"/>
       <w:r>
         <w:rPr>
           <w:highlight w:val="yellow"/>
         </w:rPr>
-        <w:t>是哈密顿图</w:t>
-      </w:r>
-      <w:proofErr w:type="spellEnd"/>
-      <w:r>
-        <w:rPr>
-          <w:highlight w:val="yellow"/>
-        </w:rPr>
-        <w:t>。</w:t>
+        <w:t>是哈密顿图。</w:t>
       </w:r>
     </w:p>
     <w:p>
@@ -905,14 +841,12 @@
           <w:highlight w:val="yellow"/>
         </w:rPr>
       </w:pPr>
-      <w:proofErr w:type="spellStart"/>
       <w:r>
         <w:rPr>
           <w:highlight w:val="yellow"/>
         </w:rPr>
         <w:t>A,错误</w:t>
       </w:r>
-      <w:proofErr w:type="spellEnd"/>
     </w:p>
     <w:p>
       <w:pPr>
@@ -922,14 +856,12 @@
           <w:highlight w:val="yellow"/>
         </w:rPr>
       </w:pPr>
-      <w:proofErr w:type="spellStart"/>
       <w:r>
         <w:rPr>
           <w:highlight w:val="yellow"/>
         </w:rPr>
         <w:t>B,正确</w:t>
       </w:r>
-      <w:proofErr w:type="spellEnd"/>
     </w:p>
     <w:p>
       <w:pPr>
@@ -939,14 +871,12 @@
           <w:highlight w:val="yellow"/>
         </w:rPr>
       </w:pPr>
-      <w:proofErr w:type="spellStart"/>
       <w:r>
         <w:rPr>
           <w:highlight w:val="yellow"/>
         </w:rPr>
         <w:t>答案:A</w:t>
       </w:r>
-      <w:proofErr w:type="spellEnd"/>
     </w:p>
     <w:p>
       <w:pPr>
@@ -1013,19 +943,11 @@
           </wp:inline>
         </w:drawing>
       </w:r>
-      <w:proofErr w:type="spellStart"/>
       <w:r>
         <w:rPr>
           <w:highlight w:val="yellow"/>
         </w:rPr>
-        <w:t>是哈密顿图</w:t>
-      </w:r>
-      <w:proofErr w:type="spellEnd"/>
-      <w:r>
-        <w:rPr>
-          <w:highlight w:val="yellow"/>
-        </w:rPr>
-        <w:t>。</w:t>
+        <w:t>是哈密顿图。</w:t>
       </w:r>
     </w:p>
     <w:p>
@@ -1036,14 +958,12 @@
           <w:highlight w:val="yellow"/>
         </w:rPr>
       </w:pPr>
-      <w:proofErr w:type="spellStart"/>
       <w:r>
         <w:rPr>
           <w:highlight w:val="yellow"/>
         </w:rPr>
         <w:t>A,错误</w:t>
       </w:r>
-      <w:proofErr w:type="spellEnd"/>
     </w:p>
     <w:p>
       <w:pPr>
@@ -1053,14 +973,12 @@
           <w:highlight w:val="yellow"/>
         </w:rPr>
       </w:pPr>
-      <w:proofErr w:type="spellStart"/>
       <w:r>
         <w:rPr>
           <w:highlight w:val="yellow"/>
         </w:rPr>
         <w:t>B,正确</w:t>
       </w:r>
-      <w:proofErr w:type="spellEnd"/>
     </w:p>
     <w:p>
       <w:pPr>
@@ -1070,14 +988,12 @@
           <w:highlight w:val="yellow"/>
         </w:rPr>
       </w:pPr>
-      <w:proofErr w:type="spellStart"/>
       <w:r>
         <w:rPr>
           <w:highlight w:val="yellow"/>
         </w:rPr>
         <w:t>答案:A</w:t>
       </w:r>
-      <w:proofErr w:type="spellEnd"/>
     </w:p>
     <w:p>
       <w:pPr>
@@ -1267,21 +1183,7 @@
           <w:lang w:eastAsia="zh-CN"/>
         </w:rPr>
         <w:br/>
-        <w:t xml:space="preserve">设 G 是一个有 p </w:t>
-      </w:r>
-      <w:proofErr w:type="gramStart"/>
-      <w:r>
-        <w:rPr>
-          <w:lang w:eastAsia="zh-CN"/>
-        </w:rPr>
-        <w:t>个</w:t>
-      </w:r>
-      <w:proofErr w:type="gramEnd"/>
-      <w:r>
-        <w:rPr>
-          <w:lang w:eastAsia="zh-CN"/>
-        </w:rPr>
-        <w:t>顶点的图，p≥3。若δ(G)≥p/2，则 G 是一个哈密顿图。</w:t>
+        <w:t>设 G 是一个有 p 个顶点的图，p≥3。若δ(G)≥p/2，则 G 是一个哈密顿图。</w:t>
       </w:r>
     </w:p>
     <w:p>
@@ -1583,16 +1485,8 @@
         <w:rPr>
           <w:lang w:eastAsia="zh-CN"/>
         </w:rPr>
-        <w:t xml:space="preserve">：完全图 </w:t>
+        <w:t>：完全图 Kn</w:t>
       </w:r>
-      <w:proofErr w:type="spellStart"/>
-      <w:r>
-        <w:rPr>
-          <w:lang w:eastAsia="zh-CN"/>
-        </w:rPr>
-        <w:t>Kn</w:t>
-      </w:r>
-      <w:proofErr w:type="spellEnd"/>
       <w:r>
         <w:rPr>
           <w:rFonts w:ascii="Times New Roman" w:hAnsi="Times New Roman" w:cs="Times New Roman"/>
@@ -1723,6 +1617,7 @@
       <w:pPr>
         <w:spacing w:line="360" w:lineRule="auto"/>
         <w:rPr>
+          <w:rFonts w:hint="eastAsia"/>
           <w:lang w:eastAsia="zh-CN"/>
         </w:rPr>
       </w:pPr>
@@ -1770,6 +1665,7 @@
       <w:pPr>
         <w:spacing w:line="360" w:lineRule="auto"/>
         <w:rPr>
+          <w:rFonts w:hint="eastAsia"/>
           <w:lang w:eastAsia="zh-CN"/>
         </w:rPr>
       </w:pPr>
@@ -1778,12 +1674,12 @@
       <w:pPr>
         <w:spacing w:line="360" w:lineRule="auto"/>
         <w:rPr>
-          <w:rFonts w:hint="eastAsia"/>
           <w:lang w:eastAsia="zh-CN"/>
         </w:rPr>
       </w:pPr>
       <w:r>
         <w:rPr>
+          <w:noProof/>
           <w:lang w:eastAsia="zh-CN"/>
         </w:rPr>
         <w:drawing>
@@ -1811,6 +1707,226 @@
                     <a:xfrm>
                       <a:off x="0" y="0"/>
                       <a:ext cx="5486400" cy="4418330"/>
+                    </a:xfrm>
+                    <a:prstGeom prst="rect">
+                      <a:avLst/>
+                    </a:prstGeom>
+                  </pic:spPr>
+                </pic:pic>
+              </a:graphicData>
+            </a:graphic>
+          </wp:inline>
+        </w:drawing>
+      </w:r>
+    </w:p>
+    <w:p>
+      <w:pPr>
+        <w:spacing w:line="360" w:lineRule="auto"/>
+        <w:rPr>
+          <w:lang w:eastAsia="zh-CN"/>
+        </w:rPr>
+      </w:pPr>
+    </w:p>
+    <w:p>
+      <w:pPr>
+        <w:spacing w:line="360" w:lineRule="auto"/>
+        <w:rPr>
+          <w:lang w:eastAsia="zh-CN"/>
+        </w:rPr>
+      </w:pPr>
+    </w:p>
+    <w:p>
+      <w:pPr>
+        <w:spacing w:line="360" w:lineRule="auto"/>
+        <w:rPr>
+          <w:rFonts w:hint="eastAsia"/>
+          <w:lang w:eastAsia="zh-CN"/>
+        </w:rPr>
+      </w:pPr>
+      <w:r>
+        <w:rPr>
+          <w:lang w:eastAsia="zh-CN"/>
+        </w:rPr>
+        <w:lastRenderedPageBreak/>
+        <w:drawing>
+          <wp:inline distT="0" distB="0" distL="0" distR="0" wp14:anchorId="7D85B63A" wp14:editId="36E8BD4F">
+            <wp:extent cx="5486400" cy="1847215"/>
+            <wp:effectExtent l="0" t="0" r="0" b="635"/>
+            <wp:docPr id="249049586" name="图片 1"/>
+            <wp:cNvGraphicFramePr>
+              <a:graphicFrameLocks xmlns:a="http://schemas.openxmlformats.org/drawingml/2006/main" noChangeAspect="1"/>
+            </wp:cNvGraphicFramePr>
+            <a:graphic xmlns:a="http://schemas.openxmlformats.org/drawingml/2006/main">
+              <a:graphicData uri="http://schemas.openxmlformats.org/drawingml/2006/picture">
+                <pic:pic xmlns:pic="http://schemas.openxmlformats.org/drawingml/2006/picture">
+                  <pic:nvPicPr>
+                    <pic:cNvPr id="249049586" name=""/>
+                    <pic:cNvPicPr/>
+                  </pic:nvPicPr>
+                  <pic:blipFill>
+                    <a:blip r:embed="rId22"/>
+                    <a:stretch>
+                      <a:fillRect/>
+                    </a:stretch>
+                  </pic:blipFill>
+                  <pic:spPr>
+                    <a:xfrm>
+                      <a:off x="0" y="0"/>
+                      <a:ext cx="5486400" cy="1847215"/>
+                    </a:xfrm>
+                    <a:prstGeom prst="rect">
+                      <a:avLst/>
+                    </a:prstGeom>
+                  </pic:spPr>
+                </pic:pic>
+              </a:graphicData>
+            </a:graphic>
+          </wp:inline>
+        </w:drawing>
+      </w:r>
+    </w:p>
+    <w:p>
+      <w:pPr>
+        <w:spacing w:line="360" w:lineRule="auto"/>
+        <w:rPr>
+          <w:lang w:eastAsia="zh-CN"/>
+        </w:rPr>
+      </w:pPr>
+      <w:r>
+        <w:rPr>
+          <w:lang w:eastAsia="zh-CN"/>
+        </w:rPr>
+        <w:drawing>
+          <wp:inline distT="0" distB="0" distL="0" distR="0" wp14:anchorId="074C87E8" wp14:editId="584AA7F2">
+            <wp:extent cx="5486400" cy="1343660"/>
+            <wp:effectExtent l="0" t="0" r="0" b="8890"/>
+            <wp:docPr id="1365692805" name="图片 1"/>
+            <wp:cNvGraphicFramePr>
+              <a:graphicFrameLocks xmlns:a="http://schemas.openxmlformats.org/drawingml/2006/main" noChangeAspect="1"/>
+            </wp:cNvGraphicFramePr>
+            <a:graphic xmlns:a="http://schemas.openxmlformats.org/drawingml/2006/main">
+              <a:graphicData uri="http://schemas.openxmlformats.org/drawingml/2006/picture">
+                <pic:pic xmlns:pic="http://schemas.openxmlformats.org/drawingml/2006/picture">
+                  <pic:nvPicPr>
+                    <pic:cNvPr id="1365692805" name=""/>
+                    <pic:cNvPicPr/>
+                  </pic:nvPicPr>
+                  <pic:blipFill>
+                    <a:blip r:embed="rId23"/>
+                    <a:stretch>
+                      <a:fillRect/>
+                    </a:stretch>
+                  </pic:blipFill>
+                  <pic:spPr>
+                    <a:xfrm>
+                      <a:off x="0" y="0"/>
+                      <a:ext cx="5486400" cy="1343660"/>
+                    </a:xfrm>
+                    <a:prstGeom prst="rect">
+                      <a:avLst/>
+                    </a:prstGeom>
+                  </pic:spPr>
+                </pic:pic>
+              </a:graphicData>
+            </a:graphic>
+          </wp:inline>
+        </w:drawing>
+      </w:r>
+    </w:p>
+    <w:p>
+      <w:pPr>
+        <w:spacing w:line="360" w:lineRule="auto"/>
+        <w:rPr>
+          <w:lang w:eastAsia="zh-CN"/>
+        </w:rPr>
+      </w:pPr>
+      <w:r>
+        <w:rPr>
+          <w:lang w:eastAsia="zh-CN"/>
+        </w:rPr>
+        <w:drawing>
+          <wp:inline distT="0" distB="0" distL="0" distR="0" wp14:anchorId="64228C27" wp14:editId="7797AC19">
+            <wp:extent cx="5486400" cy="4076065"/>
+            <wp:effectExtent l="0" t="0" r="0" b="635"/>
+            <wp:docPr id="937953394" name="图片 1"/>
+            <wp:cNvGraphicFramePr>
+              <a:graphicFrameLocks xmlns:a="http://schemas.openxmlformats.org/drawingml/2006/main" noChangeAspect="1"/>
+            </wp:cNvGraphicFramePr>
+            <a:graphic xmlns:a="http://schemas.openxmlformats.org/drawingml/2006/main">
+              <a:graphicData uri="http://schemas.openxmlformats.org/drawingml/2006/picture">
+                <pic:pic xmlns:pic="http://schemas.openxmlformats.org/drawingml/2006/picture">
+                  <pic:nvPicPr>
+                    <pic:cNvPr id="937953394" name=""/>
+                    <pic:cNvPicPr/>
+                  </pic:nvPicPr>
+                  <pic:blipFill>
+                    <a:blip r:embed="rId24"/>
+                    <a:stretch>
+                      <a:fillRect/>
+                    </a:stretch>
+                  </pic:blipFill>
+                  <pic:spPr>
+                    <a:xfrm>
+                      <a:off x="0" y="0"/>
+                      <a:ext cx="5486400" cy="4076065"/>
+                    </a:xfrm>
+                    <a:prstGeom prst="rect">
+                      <a:avLst/>
+                    </a:prstGeom>
+                  </pic:spPr>
+                </pic:pic>
+              </a:graphicData>
+            </a:graphic>
+          </wp:inline>
+        </w:drawing>
+      </w:r>
+    </w:p>
+    <w:p>
+      <w:pPr>
+        <w:spacing w:line="360" w:lineRule="auto"/>
+        <w:rPr>
+          <w:lang w:eastAsia="zh-CN"/>
+        </w:rPr>
+      </w:pPr>
+    </w:p>
+    <w:p>
+      <w:pPr>
+        <w:spacing w:line="360" w:lineRule="auto"/>
+        <w:rPr>
+          <w:rFonts w:hint="eastAsia"/>
+          <w:lang w:eastAsia="zh-CN"/>
+        </w:rPr>
+      </w:pPr>
+      <w:r>
+        <w:rPr>
+          <w:lang w:eastAsia="zh-CN"/>
+        </w:rPr>
+        <w:lastRenderedPageBreak/>
+        <w:drawing>
+          <wp:inline distT="0" distB="0" distL="0" distR="0" wp14:anchorId="6A3FD958" wp14:editId="256BD62B">
+            <wp:extent cx="5486400" cy="3971290"/>
+            <wp:effectExtent l="0" t="0" r="0" b="0"/>
+            <wp:docPr id="330390477" name="图片 1"/>
+            <wp:cNvGraphicFramePr>
+              <a:graphicFrameLocks xmlns:a="http://schemas.openxmlformats.org/drawingml/2006/main" noChangeAspect="1"/>
+            </wp:cNvGraphicFramePr>
+            <a:graphic xmlns:a="http://schemas.openxmlformats.org/drawingml/2006/main">
+              <a:graphicData uri="http://schemas.openxmlformats.org/drawingml/2006/picture">
+                <pic:pic xmlns:pic="http://schemas.openxmlformats.org/drawingml/2006/picture">
+                  <pic:nvPicPr>
+                    <pic:cNvPr id="330390477" name=""/>
+                    <pic:cNvPicPr/>
+                  </pic:nvPicPr>
+                  <pic:blipFill>
+                    <a:blip r:embed="rId25"/>
+                    <a:stretch>
+                      <a:fillRect/>
+                    </a:stretch>
+                  </pic:blipFill>
+                  <pic:spPr>
+                    <a:xfrm>
+                      <a:off x="0" y="0"/>
+                      <a:ext cx="5486400" cy="3971290"/>
                     </a:xfrm>
                     <a:prstGeom prst="rect">
                       <a:avLst/>
@@ -2857,7 +2973,6 @@
   <w:style w:type="character" w:default="1" w:styleId="a2">
     <w:name w:val="Default Paragraph Font"/>
     <w:uiPriority w:val="1"/>
-    <w:semiHidden/>
     <w:unhideWhenUsed/>
   </w:style>
   <w:style w:type="table" w:default="1" w:styleId="a3">

--- a/离散数学/集合论与图论/集合论与图论（下）课后习题/第4讲测验.docx
+++ b/离散数学/集合论与图论/集合论与图论（下）课后习题/第4讲测验.docx
@@ -31,7 +31,23 @@
           <w:highlight w:val="yellow"/>
           <w:lang w:eastAsia="zh-CN"/>
         </w:rPr>
-        <w:t>=3）个结点的非哈密顿图的边数最多有多少条？</w:t>
+        <w:t>=3）</w:t>
+      </w:r>
+      <w:proofErr w:type="gramStart"/>
+      <w:r>
+        <w:rPr>
+          <w:highlight w:val="yellow"/>
+          <w:lang w:eastAsia="zh-CN"/>
+        </w:rPr>
+        <w:t>个</w:t>
+      </w:r>
+      <w:proofErr w:type="gramEnd"/>
+      <w:r>
+        <w:rPr>
+          <w:highlight w:val="yellow"/>
+          <w:lang w:eastAsia="zh-CN"/>
+        </w:rPr>
+        <w:t>结点的非哈密顿图的边数最多有多少条？</w:t>
       </w:r>
     </w:p>
     <w:p>
@@ -57,11 +73,19 @@
           <w:highlight w:val="yellow"/>
         </w:rPr>
       </w:pPr>
+      <w:proofErr w:type="spellStart"/>
       <w:r>
         <w:rPr>
           <w:highlight w:val="yellow"/>
         </w:rPr>
-        <w:t>B,p(p-1)/2-p</w:t>
+        <w:t>B,p</w:t>
+      </w:r>
+      <w:proofErr w:type="spellEnd"/>
+      <w:r>
+        <w:rPr>
+          <w:highlight w:val="yellow"/>
+        </w:rPr>
+        <w:t>(p-1)/2-p</w:t>
       </w:r>
     </w:p>
     <w:p>
@@ -72,11 +96,19 @@
           <w:highlight w:val="yellow"/>
         </w:rPr>
       </w:pPr>
+      <w:proofErr w:type="spellStart"/>
       <w:r>
         <w:rPr>
           <w:highlight w:val="yellow"/>
         </w:rPr>
-        <w:t>C,p(p-1)/2-(p-3)</w:t>
+        <w:t>C,p</w:t>
+      </w:r>
+      <w:proofErr w:type="spellEnd"/>
+      <w:r>
+        <w:rPr>
+          <w:highlight w:val="yellow"/>
+        </w:rPr>
+        <w:t>(p-1)/2-(p-3)</w:t>
       </w:r>
     </w:p>
     <w:p>
@@ -100,18 +132,44 @@
       <w:pPr>
         <w:spacing w:line="360" w:lineRule="auto"/>
         <w:rPr>
+          <w:highlight w:val="yellow"/>
+          <w:lang w:eastAsia="zh-CN"/>
+        </w:rPr>
+      </w:pPr>
+      <w:r>
+        <w:rPr>
+          <w:highlight w:val="yellow"/>
+          <w:lang w:eastAsia="zh-CN"/>
+        </w:rPr>
+        <w:t>答案:A</w:t>
+      </w:r>
+      <w:r>
+        <w:rPr>
           <w:rFonts w:hint="eastAsia"/>
           <w:highlight w:val="yellow"/>
           <w:lang w:eastAsia="zh-CN"/>
         </w:rPr>
-      </w:pPr>
+        <w:t>-&gt;</w:t>
+      </w:r>
       <w:r>
         <w:rPr>
+          <w:b/>
+          <w:bCs/>
           <w:highlight w:val="yellow"/>
           <w:lang w:eastAsia="zh-CN"/>
         </w:rPr>
-        <w:t>答案:A</w:t>
+        <w:t>奥尔定理（Ore's Theorem）的推论边界</w:t>
       </w:r>
+    </w:p>
+    <w:p>
+      <w:pPr>
+        <w:spacing w:line="360" w:lineRule="auto"/>
+        <w:rPr>
+          <w:rFonts w:hint="eastAsia"/>
+          <w:highlight w:val="yellow"/>
+          <w:lang w:eastAsia="zh-CN"/>
+        </w:rPr>
+      </w:pPr>
     </w:p>
     <w:p>
       <w:pPr>
@@ -499,13 +557,11 @@
         <w:spacing w:line="360" w:lineRule="auto"/>
         <w:rPr>
           <w:rFonts w:hint="eastAsia"/>
-          <w:highlight w:val="yellow"/>
           <w:lang w:eastAsia="zh-CN"/>
         </w:rPr>
       </w:pPr>
       <w:r>
         <w:rPr>
-          <w:highlight w:val="yellow"/>
           <w:lang w:eastAsia="zh-CN"/>
         </w:rPr>
         <w:t>3,哈密顿图中每个结点的度都大于等于２。</w:t>
@@ -516,13 +572,11 @@
         <w:spacing w:line="360" w:lineRule="auto"/>
         <w:rPr>
           <w:rFonts w:hint="eastAsia"/>
-          <w:highlight w:val="yellow"/>
           <w:lang w:eastAsia="zh-CN"/>
         </w:rPr>
       </w:pPr>
       <w:r>
         <w:rPr>
-          <w:highlight w:val="yellow"/>
           <w:lang w:eastAsia="zh-CN"/>
         </w:rPr>
         <w:t>A,错误</w:t>
@@ -533,13 +587,11 @@
         <w:spacing w:line="360" w:lineRule="auto"/>
         <w:rPr>
           <w:rFonts w:hint="eastAsia"/>
-          <w:highlight w:val="yellow"/>
           <w:lang w:eastAsia="zh-CN"/>
         </w:rPr>
       </w:pPr>
       <w:r>
         <w:rPr>
-          <w:highlight w:val="yellow"/>
           <w:lang w:eastAsia="zh-CN"/>
         </w:rPr>
         <w:t>B,正确</w:t>
@@ -550,13 +602,11 @@
         <w:spacing w:line="360" w:lineRule="auto"/>
         <w:rPr>
           <w:rFonts w:hint="eastAsia"/>
-          <w:highlight w:val="yellow"/>
           <w:lang w:eastAsia="zh-CN"/>
         </w:rPr>
       </w:pPr>
       <w:r>
         <w:rPr>
-          <w:highlight w:val="yellow"/>
           <w:lang w:eastAsia="zh-CN"/>
         </w:rPr>
         <w:t>答案:B</w:t>
@@ -567,14 +617,12 @@
         <w:spacing w:line="360" w:lineRule="auto"/>
         <w:rPr>
           <w:rFonts w:hint="eastAsia"/>
-          <w:highlight w:val="yellow"/>
           <w:lang w:eastAsia="zh-CN"/>
         </w:rPr>
       </w:pPr>
       <w:r>
         <w:rPr>
           <w:rFonts w:hint="eastAsia"/>
-          <w:highlight w:val="yellow"/>
           <w:lang w:eastAsia="zh-CN"/>
         </w:rPr>
         <w:t xml:space="preserve">具有哈密顿路的图称为半哈密顿图。 </w:t>
@@ -585,14 +633,12 @@
         <w:spacing w:line="360" w:lineRule="auto"/>
         <w:rPr>
           <w:rFonts w:hint="eastAsia"/>
-          <w:highlight w:val="yellow"/>
           <w:lang w:eastAsia="zh-CN"/>
         </w:rPr>
       </w:pPr>
       <w:r>
         <w:rPr>
           <w:rFonts w:hint="eastAsia"/>
-          <w:highlight w:val="yellow"/>
           <w:lang w:eastAsia="zh-CN"/>
         </w:rPr>
         <w:t>具有哈密顿圈的图称为哈密顿图。</w:t>
@@ -603,27 +649,15 @@
         <w:spacing w:line="360" w:lineRule="auto"/>
         <w:rPr>
           <w:rFonts w:hint="eastAsia"/>
-          <w:highlight w:val="yellow"/>
           <w:lang w:eastAsia="zh-CN"/>
         </w:rPr>
       </w:pPr>
       <w:r>
         <w:rPr>
           <w:rFonts w:hint="eastAsia"/>
-          <w:highlight w:val="yellow"/>
           <w:lang w:eastAsia="zh-CN"/>
         </w:rPr>
-        <w:t>所以</w:t>
-      </w:r>
-      <w:r>
-        <w:rPr>
-          <w:rFonts w:hint="eastAsia"/>
-          <w:b/>
-          <w:bCs/>
-          <w:highlight w:val="yellow"/>
-          <w:lang w:eastAsia="zh-CN"/>
-        </w:rPr>
-        <w:t>哈密顿图首先是个圈</w:t>
+        <w:t>所以哈密顿图首先是个圈</w:t>
       </w:r>
     </w:p>
     <w:p>
@@ -734,12 +768,14 @@
           <w:highlight w:val="yellow"/>
         </w:rPr>
       </w:pPr>
+      <w:proofErr w:type="spellStart"/>
       <w:r>
         <w:rPr>
           <w:highlight w:val="yellow"/>
         </w:rPr>
         <w:t>答案:A</w:t>
       </w:r>
+      <w:proofErr w:type="spellEnd"/>
     </w:p>
     <w:p>
       <w:pPr>
@@ -751,6 +787,7 @@
           <w:lang w:eastAsia="zh-CN"/>
         </w:rPr>
       </w:pPr>
+      <w:proofErr w:type="spellStart"/>
       <w:r>
         <w:rPr>
           <w:rFonts w:hint="eastAsia"/>
@@ -758,8 +795,29 @@
           <w:bCs/>
           <w:highlight w:val="yellow"/>
         </w:rPr>
-        <w:t>十二面体图（dodecahedral graph），它是一个典型的哈密顿图</w:t>
+        <w:t>十二面体图（dodecahedral</w:t>
       </w:r>
+      <w:proofErr w:type="spellEnd"/>
+      <w:r>
+        <w:rPr>
+          <w:rFonts w:hint="eastAsia"/>
+          <w:b/>
+          <w:bCs/>
+          <w:highlight w:val="yellow"/>
+        </w:rPr>
+        <w:t xml:space="preserve"> graph），</w:t>
+      </w:r>
+      <w:proofErr w:type="spellStart"/>
+      <w:r>
+        <w:rPr>
+          <w:rFonts w:hint="eastAsia"/>
+          <w:b/>
+          <w:bCs/>
+          <w:highlight w:val="yellow"/>
+        </w:rPr>
+        <w:t>它是一个典型的哈密顿图</w:t>
+      </w:r>
+      <w:proofErr w:type="spellEnd"/>
     </w:p>
     <w:p>
       <w:pPr>
@@ -826,11 +884,19 @@
           </wp:inline>
         </w:drawing>
       </w:r>
+      <w:proofErr w:type="spellStart"/>
       <w:r>
         <w:rPr>
           <w:highlight w:val="yellow"/>
         </w:rPr>
-        <w:t>是哈密顿图。</w:t>
+        <w:t>是哈密顿图</w:t>
+      </w:r>
+      <w:proofErr w:type="spellEnd"/>
+      <w:r>
+        <w:rPr>
+          <w:highlight w:val="yellow"/>
+        </w:rPr>
+        <w:t>。</w:t>
       </w:r>
     </w:p>
     <w:p>
@@ -841,12 +907,14 @@
           <w:highlight w:val="yellow"/>
         </w:rPr>
       </w:pPr>
+      <w:proofErr w:type="spellStart"/>
       <w:r>
         <w:rPr>
           <w:highlight w:val="yellow"/>
         </w:rPr>
         <w:t>A,错误</w:t>
       </w:r>
+      <w:proofErr w:type="spellEnd"/>
     </w:p>
     <w:p>
       <w:pPr>
@@ -856,12 +924,14 @@
           <w:highlight w:val="yellow"/>
         </w:rPr>
       </w:pPr>
+      <w:proofErr w:type="spellStart"/>
       <w:r>
         <w:rPr>
           <w:highlight w:val="yellow"/>
         </w:rPr>
         <w:t>B,正确</w:t>
       </w:r>
+      <w:proofErr w:type="spellEnd"/>
     </w:p>
     <w:p>
       <w:pPr>
@@ -871,12 +941,14 @@
           <w:highlight w:val="yellow"/>
         </w:rPr>
       </w:pPr>
+      <w:proofErr w:type="spellStart"/>
       <w:r>
         <w:rPr>
           <w:highlight w:val="yellow"/>
         </w:rPr>
         <w:t>答案:A</w:t>
       </w:r>
+      <w:proofErr w:type="spellEnd"/>
     </w:p>
     <w:p>
       <w:pPr>
@@ -943,11 +1015,19 @@
           </wp:inline>
         </w:drawing>
       </w:r>
+      <w:proofErr w:type="spellStart"/>
       <w:r>
         <w:rPr>
           <w:highlight w:val="yellow"/>
         </w:rPr>
-        <w:t>是哈密顿图。</w:t>
+        <w:t>是哈密顿图</w:t>
+      </w:r>
+      <w:proofErr w:type="spellEnd"/>
+      <w:r>
+        <w:rPr>
+          <w:highlight w:val="yellow"/>
+        </w:rPr>
+        <w:t>。</w:t>
       </w:r>
     </w:p>
     <w:p>
@@ -958,12 +1038,14 @@
           <w:highlight w:val="yellow"/>
         </w:rPr>
       </w:pPr>
+      <w:proofErr w:type="spellStart"/>
       <w:r>
         <w:rPr>
           <w:highlight w:val="yellow"/>
         </w:rPr>
         <w:t>A,错误</w:t>
       </w:r>
+      <w:proofErr w:type="spellEnd"/>
     </w:p>
     <w:p>
       <w:pPr>
@@ -973,12 +1055,14 @@
           <w:highlight w:val="yellow"/>
         </w:rPr>
       </w:pPr>
+      <w:proofErr w:type="spellStart"/>
       <w:r>
         <w:rPr>
           <w:highlight w:val="yellow"/>
         </w:rPr>
         <w:t>B,正确</w:t>
       </w:r>
+      <w:proofErr w:type="spellEnd"/>
     </w:p>
     <w:p>
       <w:pPr>
@@ -988,12 +1072,14 @@
           <w:highlight w:val="yellow"/>
         </w:rPr>
       </w:pPr>
+      <w:proofErr w:type="spellStart"/>
       <w:r>
         <w:rPr>
           <w:highlight w:val="yellow"/>
         </w:rPr>
         <w:t>答案:A</w:t>
       </w:r>
+      <w:proofErr w:type="spellEnd"/>
     </w:p>
     <w:p>
       <w:pPr>
@@ -1183,7 +1269,21 @@
           <w:lang w:eastAsia="zh-CN"/>
         </w:rPr>
         <w:br/>
-        <w:t>设 G 是一个有 p 个顶点的图，p≥3。若δ(G)≥p/2，则 G 是一个哈密顿图。</w:t>
+        <w:t xml:space="preserve">设 G 是一个有 p </w:t>
+      </w:r>
+      <w:proofErr w:type="gramStart"/>
+      <w:r>
+        <w:rPr>
+          <w:lang w:eastAsia="zh-CN"/>
+        </w:rPr>
+        <w:t>个</w:t>
+      </w:r>
+      <w:proofErr w:type="gramEnd"/>
+      <w:r>
+        <w:rPr>
+          <w:lang w:eastAsia="zh-CN"/>
+        </w:rPr>
+        <w:t>顶点的图，p≥3。若δ(G)≥p/2，则 G 是一个哈密顿图。</w:t>
       </w:r>
     </w:p>
     <w:p>
@@ -1485,8 +1585,16 @@
         <w:rPr>
           <w:lang w:eastAsia="zh-CN"/>
         </w:rPr>
-        <w:t>：完全图 Kn</w:t>
+        <w:t xml:space="preserve">：完全图 </w:t>
       </w:r>
+      <w:proofErr w:type="spellStart"/>
+      <w:r>
+        <w:rPr>
+          <w:lang w:eastAsia="zh-CN"/>
+        </w:rPr>
+        <w:t>Kn</w:t>
+      </w:r>
+      <w:proofErr w:type="spellEnd"/>
       <w:r>
         <w:rPr>
           <w:rFonts w:ascii="Times New Roman" w:hAnsi="Times New Roman" w:cs="Times New Roman"/>
@@ -1674,6 +1782,7 @@
       <w:pPr>
         <w:spacing w:line="360" w:lineRule="auto"/>
         <w:rPr>
+          <w:rFonts w:hint="eastAsia"/>
           <w:lang w:eastAsia="zh-CN"/>
         </w:rPr>
       </w:pPr>
@@ -1723,6 +1832,7 @@
       <w:pPr>
         <w:spacing w:line="360" w:lineRule="auto"/>
         <w:rPr>
+          <w:rFonts w:hint="eastAsia"/>
           <w:lang w:eastAsia="zh-CN"/>
         </w:rPr>
       </w:pPr>
@@ -1731,6 +1841,7 @@
       <w:pPr>
         <w:spacing w:line="360" w:lineRule="auto"/>
         <w:rPr>
+          <w:rFonts w:hint="eastAsia"/>
           <w:lang w:eastAsia="zh-CN"/>
         </w:rPr>
       </w:pPr>
@@ -1745,6 +1856,7 @@
       </w:pPr>
       <w:r>
         <w:rPr>
+          <w:noProof/>
           <w:lang w:eastAsia="zh-CN"/>
         </w:rPr>
         <w:lastRenderedPageBreak/>
@@ -1789,11 +1901,13 @@
       <w:pPr>
         <w:spacing w:line="360" w:lineRule="auto"/>
         <w:rPr>
+          <w:rFonts w:hint="eastAsia"/>
           <w:lang w:eastAsia="zh-CN"/>
         </w:rPr>
       </w:pPr>
       <w:r>
         <w:rPr>
+          <w:noProof/>
           <w:lang w:eastAsia="zh-CN"/>
         </w:rPr>
         <w:drawing>
@@ -1837,11 +1951,13 @@
       <w:pPr>
         <w:spacing w:line="360" w:lineRule="auto"/>
         <w:rPr>
+          <w:rFonts w:hint="eastAsia"/>
           <w:lang w:eastAsia="zh-CN"/>
         </w:rPr>
       </w:pPr>
       <w:r>
         <w:rPr>
+          <w:noProof/>
           <w:lang w:eastAsia="zh-CN"/>
         </w:rPr>
         <w:drawing>
@@ -1885,6 +2001,7 @@
       <w:pPr>
         <w:spacing w:line="360" w:lineRule="auto"/>
         <w:rPr>
+          <w:rFonts w:hint="eastAsia"/>
           <w:lang w:eastAsia="zh-CN"/>
         </w:rPr>
       </w:pPr>
@@ -1899,6 +2016,7 @@
       </w:pPr>
       <w:r>
         <w:rPr>
+          <w:noProof/>
           <w:lang w:eastAsia="zh-CN"/>
         </w:rPr>
         <w:lastRenderedPageBreak/>

--- a/离散数学/集合论与图论/集合论与图论（下）课后习题/第4讲测验.docx
+++ b/离散数学/集合论与图论/集合论与图论（下）课后习题/第4讲测验.docx
@@ -132,6 +132,7 @@
       <w:pPr>
         <w:spacing w:line="360" w:lineRule="auto"/>
         <w:rPr>
+          <w:rFonts w:hint="eastAsia"/>
           <w:highlight w:val="yellow"/>
           <w:lang w:eastAsia="zh-CN"/>
         </w:rPr>
@@ -784,6 +785,7 @@
           <w:rFonts w:hint="eastAsia"/>
           <w:b/>
           <w:bCs/>
+          <w:u w:val="single"/>
           <w:lang w:eastAsia="zh-CN"/>
         </w:rPr>
       </w:pPr>
@@ -794,6 +796,7 @@
           <w:b/>
           <w:bCs/>
           <w:highlight w:val="yellow"/>
+          <w:u w:val="single"/>
         </w:rPr>
         <w:t>十二面体图（dodecahedral</w:t>
       </w:r>
@@ -804,6 +807,7 @@
           <w:b/>
           <w:bCs/>
           <w:highlight w:val="yellow"/>
+          <w:u w:val="single"/>
         </w:rPr>
         <w:t xml:space="preserve"> graph），</w:t>
       </w:r>
@@ -814,6 +818,7 @@
           <w:b/>
           <w:bCs/>
           <w:highlight w:val="yellow"/>
+          <w:u w:val="single"/>
         </w:rPr>
         <w:t>它是一个典型的哈密顿图</w:t>
       </w:r>
@@ -3091,6 +3096,7 @@
   <w:style w:type="character" w:default="1" w:styleId="a2">
     <w:name w:val="Default Paragraph Font"/>
     <w:uiPriority w:val="1"/>
+    <w:semiHidden/>
     <w:unhideWhenUsed/>
   </w:style>
   <w:style w:type="table" w:default="1" w:styleId="a3">
